--- a/docs/tables/entire/sec6_aki.docx
+++ b/docs/tables/entire/sec6_aki.docx
@@ -1156,7 +1156,7 @@
                 <w:szCs w:val="22"/>
                 <w:color w:val="000000"/>
               </w:rPr>
-              <w:t xml:space="preserve">0.90, 1.20</w:t>
+              <w:t xml:space="preserve">0.91, 1.20</w:t>
             </w:r>
           </w:p>
         </w:tc>
@@ -1209,7 +1209,7 @@
                 <w:szCs w:val="22"/>
                 <w:color w:val="000000"/>
               </w:rPr>
-              <w:t xml:space="preserve">0.550</w:t>
+              <w:t xml:space="preserve">0.570</w:t>
             </w:r>
           </w:p>
         </w:tc>
@@ -3035,7 +3035,7 @@
                 <w:szCs w:val="22"/>
                 <w:color w:val="000000"/>
               </w:rPr>
-              <w:t xml:space="preserve">2.92</w:t>
+              <w:t xml:space="preserve">2.93</w:t>
             </w:r>
           </w:p>
         </w:tc>
@@ -3624,7 +3624,7 @@
                 <w:szCs w:val="22"/>
                 <w:color w:val="000000"/>
               </w:rPr>
-              <w:t xml:space="preserve">0.650</w:t>
+              <w:t xml:space="preserve">0.660</w:t>
             </w:r>
           </w:p>
         </w:tc>
@@ -6469,7 +6469,7 @@
                 <w:szCs w:val="22"/>
                 <w:color w:val="000000"/>
               </w:rPr>
-              <w:t xml:space="preserve">0.83, 6.58</w:t>
+              <w:t xml:space="preserve">0.83, 6.59</w:t>
             </w:r>
           </w:p>
         </w:tc>
@@ -6952,60 +6952,60 @@
                 <w:szCs w:val="22"/>
                 <w:color w:val="000000"/>
               </w:rPr>
-              <w:t xml:space="preserve">0.35, 1.73</w:t>
-            </w:r>
-          </w:p>
-        </w:tc>
-        <w:tc>
-          <w:tcPr>
-            <w:tcBorders>
-              <w:bottom w:val="none" w:sz="0" w:space="0" w:color="000000"/>
-              <w:top w:val="none" w:sz="0" w:space="0" w:color="000000"/>
-              <w:left w:val="none" w:sz="0" w:space="0" w:color="000000"/>
-              <w:right w:val="none" w:sz="0" w:space="0" w:color="000000"/>
-            </w:tcBorders>
-            <w:shd w:val="clear" w:color="auto" w:fill="FFFFFF"/>
-            <w:tcMar>
-              <w:top w:w="0" w:type="dxa"/>
-              <w:bottom w:w="0" w:type="dxa"/>
-              <w:left w:w="0" w:type="dxa"/>
-              <w:right w:w="0" w:type="dxa"/>
-            </w:tcMar>
-            <w:vAlign w:val="top"/>
-          </w:tcPr>
-          <w:p>
-            <w:pPr>
-              <w:pStyle w:val="Normal"/>
-              <w:jc w:val="center"/>
-              <w:pBdr>
-                <w:bottom w:val="none" w:sz="0" w:space="0" w:color="000000"/>
-                <w:top w:val="none" w:sz="0" w:space="0" w:color="000000"/>
-                <w:left w:val="none" w:sz="0" w:space="0" w:color="000000"/>
-                <w:right w:val="none" w:sz="0" w:space="0" w:color="000000"/>
-              </w:pBdr>
-              <w:spacing w:after="100" w:before="100" w:line="240"/>
-              <w:ind w:left="100" w:right="100" w:firstLine="0" w:firstLineChars="0"/>
-              <w:rPr>
-                <w:rFonts w:ascii="Helvetica" w:hAnsi="Helvetica" w:eastAsia="Helvetica" w:cs="Helvetica"/>
-                <w:i w:val="false"/>
-                <w:b w:val="false"/>
-                <w:u w:val="none"/>
-                <w:sz w:val="22"/>
-                <w:szCs w:val="22"/>
-                <w:color w:val="000000"/>
-              </w:rPr>
-            </w:pPr>
-            <w:r>
-              <w:rPr>
-                <w:rFonts w:ascii="Helvetica" w:hAnsi="Helvetica" w:eastAsia="Helvetica" w:cs="Helvetica"/>
-                <w:i w:val="false"/>
-                <w:b w:val="false"/>
-                <w:u w:val="none"/>
-                <w:sz w:val="22"/>
-                <w:szCs w:val="22"/>
-                <w:color w:val="000000"/>
-              </w:rPr>
-              <w:t xml:space="preserve">0.540</w:t>
+              <w:t xml:space="preserve">0.35, 1.75</w:t>
+            </w:r>
+          </w:p>
+        </w:tc>
+        <w:tc>
+          <w:tcPr>
+            <w:tcBorders>
+              <w:bottom w:val="none" w:sz="0" w:space="0" w:color="000000"/>
+              <w:top w:val="none" w:sz="0" w:space="0" w:color="000000"/>
+              <w:left w:val="none" w:sz="0" w:space="0" w:color="000000"/>
+              <w:right w:val="none" w:sz="0" w:space="0" w:color="000000"/>
+            </w:tcBorders>
+            <w:shd w:val="clear" w:color="auto" w:fill="FFFFFF"/>
+            <w:tcMar>
+              <w:top w:w="0" w:type="dxa"/>
+              <w:bottom w:w="0" w:type="dxa"/>
+              <w:left w:w="0" w:type="dxa"/>
+              <w:right w:w="0" w:type="dxa"/>
+            </w:tcMar>
+            <w:vAlign w:val="top"/>
+          </w:tcPr>
+          <w:p>
+            <w:pPr>
+              <w:pStyle w:val="Normal"/>
+              <w:jc w:val="center"/>
+              <w:pBdr>
+                <w:bottom w:val="none" w:sz="0" w:space="0" w:color="000000"/>
+                <w:top w:val="none" w:sz="0" w:space="0" w:color="000000"/>
+                <w:left w:val="none" w:sz="0" w:space="0" w:color="000000"/>
+                <w:right w:val="none" w:sz="0" w:space="0" w:color="000000"/>
+              </w:pBdr>
+              <w:spacing w:after="100" w:before="100" w:line="240"/>
+              <w:ind w:left="100" w:right="100" w:firstLine="0" w:firstLineChars="0"/>
+              <w:rPr>
+                <w:rFonts w:ascii="Helvetica" w:hAnsi="Helvetica" w:eastAsia="Helvetica" w:cs="Helvetica"/>
+                <w:i w:val="false"/>
+                <w:b w:val="false"/>
+                <w:u w:val="none"/>
+                <w:sz w:val="22"/>
+                <w:szCs w:val="22"/>
+                <w:color w:val="000000"/>
+              </w:rPr>
+            </w:pPr>
+            <w:r>
+              <w:rPr>
+                <w:rFonts w:ascii="Helvetica" w:hAnsi="Helvetica" w:eastAsia="Helvetica" w:cs="Helvetica"/>
+                <w:i w:val="false"/>
+                <w:b w:val="false"/>
+                <w:u w:val="none"/>
+                <w:sz w:val="22"/>
+                <w:szCs w:val="22"/>
+                <w:color w:val="000000"/>
+              </w:rPr>
+              <w:t xml:space="preserve">0.550</w:t>
             </w:r>
           </w:p>
         </w:tc>
@@ -7435,60 +7435,60 @@
                 <w:szCs w:val="22"/>
                 <w:color w:val="000000"/>
               </w:rPr>
-              <w:t xml:space="preserve">0.19, 1.31</w:t>
-            </w:r>
-          </w:p>
-        </w:tc>
-        <w:tc>
-          <w:tcPr>
-            <w:tcBorders>
-              <w:bottom w:val="none" w:sz="0" w:space="0" w:color="000000"/>
-              <w:top w:val="none" w:sz="0" w:space="0" w:color="000000"/>
-              <w:left w:val="none" w:sz="0" w:space="0" w:color="000000"/>
-              <w:right w:val="none" w:sz="0" w:space="0" w:color="000000"/>
-            </w:tcBorders>
-            <w:shd w:val="clear" w:color="auto" w:fill="FFFFFF"/>
-            <w:tcMar>
-              <w:top w:w="0" w:type="dxa"/>
-              <w:bottom w:w="0" w:type="dxa"/>
-              <w:left w:w="0" w:type="dxa"/>
-              <w:right w:w="0" w:type="dxa"/>
-            </w:tcMar>
-            <w:vAlign w:val="top"/>
-          </w:tcPr>
-          <w:p>
-            <w:pPr>
-              <w:pStyle w:val="Normal"/>
-              <w:jc w:val="center"/>
-              <w:pBdr>
-                <w:bottom w:val="none" w:sz="0" w:space="0" w:color="000000"/>
-                <w:top w:val="none" w:sz="0" w:space="0" w:color="000000"/>
-                <w:left w:val="none" w:sz="0" w:space="0" w:color="000000"/>
-                <w:right w:val="none" w:sz="0" w:space="0" w:color="000000"/>
-              </w:pBdr>
-              <w:spacing w:after="100" w:before="100" w:line="240"/>
-              <w:ind w:left="100" w:right="100" w:firstLine="0" w:firstLineChars="0"/>
-              <w:rPr>
-                <w:rFonts w:ascii="Helvetica" w:hAnsi="Helvetica" w:eastAsia="Helvetica" w:cs="Helvetica"/>
-                <w:i w:val="false"/>
-                <w:b w:val="false"/>
-                <w:u w:val="none"/>
-                <w:sz w:val="22"/>
-                <w:szCs w:val="22"/>
-                <w:color w:val="000000"/>
-              </w:rPr>
-            </w:pPr>
-            <w:r>
-              <w:rPr>
-                <w:rFonts w:ascii="Helvetica" w:hAnsi="Helvetica" w:eastAsia="Helvetica" w:cs="Helvetica"/>
-                <w:i w:val="false"/>
-                <w:b w:val="false"/>
-                <w:u w:val="none"/>
-                <w:sz w:val="22"/>
-                <w:szCs w:val="22"/>
-                <w:color w:val="000000"/>
-              </w:rPr>
-              <w:t xml:space="preserve">0.160</w:t>
+              <w:t xml:space="preserve">0.19, 1.30</w:t>
+            </w:r>
+          </w:p>
+        </w:tc>
+        <w:tc>
+          <w:tcPr>
+            <w:tcBorders>
+              <w:bottom w:val="none" w:sz="0" w:space="0" w:color="000000"/>
+              <w:top w:val="none" w:sz="0" w:space="0" w:color="000000"/>
+              <w:left w:val="none" w:sz="0" w:space="0" w:color="000000"/>
+              <w:right w:val="none" w:sz="0" w:space="0" w:color="000000"/>
+            </w:tcBorders>
+            <w:shd w:val="clear" w:color="auto" w:fill="FFFFFF"/>
+            <w:tcMar>
+              <w:top w:w="0" w:type="dxa"/>
+              <w:bottom w:w="0" w:type="dxa"/>
+              <w:left w:w="0" w:type="dxa"/>
+              <w:right w:w="0" w:type="dxa"/>
+            </w:tcMar>
+            <w:vAlign w:val="top"/>
+          </w:tcPr>
+          <w:p>
+            <w:pPr>
+              <w:pStyle w:val="Normal"/>
+              <w:jc w:val="center"/>
+              <w:pBdr>
+                <w:bottom w:val="none" w:sz="0" w:space="0" w:color="000000"/>
+                <w:top w:val="none" w:sz="0" w:space="0" w:color="000000"/>
+                <w:left w:val="none" w:sz="0" w:space="0" w:color="000000"/>
+                <w:right w:val="none" w:sz="0" w:space="0" w:color="000000"/>
+              </w:pBdr>
+              <w:spacing w:after="100" w:before="100" w:line="240"/>
+              <w:ind w:left="100" w:right="100" w:firstLine="0" w:firstLineChars="0"/>
+              <w:rPr>
+                <w:rFonts w:ascii="Helvetica" w:hAnsi="Helvetica" w:eastAsia="Helvetica" w:cs="Helvetica"/>
+                <w:i w:val="false"/>
+                <w:b w:val="false"/>
+                <w:u w:val="none"/>
+                <w:sz w:val="22"/>
+                <w:szCs w:val="22"/>
+                <w:color w:val="000000"/>
+              </w:rPr>
+            </w:pPr>
+            <w:r>
+              <w:rPr>
+                <w:rFonts w:ascii="Helvetica" w:hAnsi="Helvetica" w:eastAsia="Helvetica" w:cs="Helvetica"/>
+                <w:i w:val="false"/>
+                <w:b w:val="false"/>
+                <w:u w:val="none"/>
+                <w:sz w:val="22"/>
+                <w:szCs w:val="22"/>
+                <w:color w:val="000000"/>
+              </w:rPr>
+              <w:t xml:space="preserve">0.150</w:t>
             </w:r>
           </w:p>
         </w:tc>
@@ -7865,113 +7865,113 @@
                 <w:szCs w:val="22"/>
                 <w:color w:val="000000"/>
               </w:rPr>
-              <w:t xml:space="preserve">1.13</w:t>
-            </w:r>
-          </w:p>
-        </w:tc>
-        <w:tc>
-          <w:tcPr>
-            <w:tcBorders>
-              <w:bottom w:val="none" w:sz="0" w:space="0" w:color="000000"/>
-              <w:top w:val="none" w:sz="0" w:space="0" w:color="000000"/>
-              <w:left w:val="none" w:sz="0" w:space="0" w:color="000000"/>
-              <w:right w:val="none" w:sz="0" w:space="0" w:color="000000"/>
-            </w:tcBorders>
-            <w:shd w:val="clear" w:color="auto" w:fill="FFFFFF"/>
-            <w:tcMar>
-              <w:top w:w="0" w:type="dxa"/>
-              <w:bottom w:w="0" w:type="dxa"/>
-              <w:left w:w="0" w:type="dxa"/>
-              <w:right w:w="0" w:type="dxa"/>
-            </w:tcMar>
-            <w:vAlign w:val="top"/>
-          </w:tcPr>
-          <w:p>
-            <w:pPr>
-              <w:pStyle w:val="Normal"/>
-              <w:jc w:val="center"/>
-              <w:pBdr>
-                <w:bottom w:val="none" w:sz="0" w:space="0" w:color="000000"/>
-                <w:top w:val="none" w:sz="0" w:space="0" w:color="000000"/>
-                <w:left w:val="none" w:sz="0" w:space="0" w:color="000000"/>
-                <w:right w:val="none" w:sz="0" w:space="0" w:color="000000"/>
-              </w:pBdr>
-              <w:spacing w:after="100" w:before="100" w:line="240"/>
-              <w:ind w:left="100" w:right="100" w:firstLine="0" w:firstLineChars="0"/>
-              <w:rPr>
-                <w:rFonts w:ascii="Helvetica" w:hAnsi="Helvetica" w:eastAsia="Helvetica" w:cs="Helvetica"/>
-                <w:i w:val="false"/>
-                <w:b w:val="false"/>
-                <w:u w:val="none"/>
-                <w:sz w:val="22"/>
-                <w:szCs w:val="22"/>
-                <w:color w:val="000000"/>
-              </w:rPr>
-            </w:pPr>
-            <w:r>
-              <w:rPr>
-                <w:rFonts w:ascii="Helvetica" w:hAnsi="Helvetica" w:eastAsia="Helvetica" w:cs="Helvetica"/>
-                <w:i w:val="false"/>
-                <w:b w:val="false"/>
-                <w:u w:val="none"/>
-                <w:sz w:val="22"/>
-                <w:szCs w:val="22"/>
-                <w:color w:val="000000"/>
-              </w:rPr>
-              <w:t xml:space="preserve">0.49, 2.59</w:t>
-            </w:r>
-          </w:p>
-        </w:tc>
-        <w:tc>
-          <w:tcPr>
-            <w:tcBorders>
-              <w:bottom w:val="none" w:sz="0" w:space="0" w:color="000000"/>
-              <w:top w:val="none" w:sz="0" w:space="0" w:color="000000"/>
-              <w:left w:val="none" w:sz="0" w:space="0" w:color="000000"/>
-              <w:right w:val="none" w:sz="0" w:space="0" w:color="000000"/>
-            </w:tcBorders>
-            <w:shd w:val="clear" w:color="auto" w:fill="FFFFFF"/>
-            <w:tcMar>
-              <w:top w:w="0" w:type="dxa"/>
-              <w:bottom w:w="0" w:type="dxa"/>
-              <w:left w:w="0" w:type="dxa"/>
-              <w:right w:w="0" w:type="dxa"/>
-            </w:tcMar>
-            <w:vAlign w:val="top"/>
-          </w:tcPr>
-          <w:p>
-            <w:pPr>
-              <w:pStyle w:val="Normal"/>
-              <w:jc w:val="center"/>
-              <w:pBdr>
-                <w:bottom w:val="none" w:sz="0" w:space="0" w:color="000000"/>
-                <w:top w:val="none" w:sz="0" w:space="0" w:color="000000"/>
-                <w:left w:val="none" w:sz="0" w:space="0" w:color="000000"/>
-                <w:right w:val="none" w:sz="0" w:space="0" w:color="000000"/>
-              </w:pBdr>
-              <w:spacing w:after="100" w:before="100" w:line="240"/>
-              <w:ind w:left="100" w:right="100" w:firstLine="0" w:firstLineChars="0"/>
-              <w:rPr>
-                <w:rFonts w:ascii="Helvetica" w:hAnsi="Helvetica" w:eastAsia="Helvetica" w:cs="Helvetica"/>
-                <w:i w:val="false"/>
-                <w:b w:val="false"/>
-                <w:u w:val="none"/>
-                <w:sz w:val="22"/>
-                <w:szCs w:val="22"/>
-                <w:color w:val="000000"/>
-              </w:rPr>
-            </w:pPr>
-            <w:r>
-              <w:rPr>
-                <w:rFonts w:ascii="Helvetica" w:hAnsi="Helvetica" w:eastAsia="Helvetica" w:cs="Helvetica"/>
-                <w:i w:val="false"/>
-                <w:b w:val="false"/>
-                <w:u w:val="none"/>
-                <w:sz w:val="22"/>
-                <w:szCs w:val="22"/>
-                <w:color w:val="000000"/>
-              </w:rPr>
-              <w:t xml:space="preserve">0.780</w:t>
+              <w:t xml:space="preserve">1.12</w:t>
+            </w:r>
+          </w:p>
+        </w:tc>
+        <w:tc>
+          <w:tcPr>
+            <w:tcBorders>
+              <w:bottom w:val="none" w:sz="0" w:space="0" w:color="000000"/>
+              <w:top w:val="none" w:sz="0" w:space="0" w:color="000000"/>
+              <w:left w:val="none" w:sz="0" w:space="0" w:color="000000"/>
+              <w:right w:val="none" w:sz="0" w:space="0" w:color="000000"/>
+            </w:tcBorders>
+            <w:shd w:val="clear" w:color="auto" w:fill="FFFFFF"/>
+            <w:tcMar>
+              <w:top w:w="0" w:type="dxa"/>
+              <w:bottom w:w="0" w:type="dxa"/>
+              <w:left w:w="0" w:type="dxa"/>
+              <w:right w:w="0" w:type="dxa"/>
+            </w:tcMar>
+            <w:vAlign w:val="top"/>
+          </w:tcPr>
+          <w:p>
+            <w:pPr>
+              <w:pStyle w:val="Normal"/>
+              <w:jc w:val="center"/>
+              <w:pBdr>
+                <w:bottom w:val="none" w:sz="0" w:space="0" w:color="000000"/>
+                <w:top w:val="none" w:sz="0" w:space="0" w:color="000000"/>
+                <w:left w:val="none" w:sz="0" w:space="0" w:color="000000"/>
+                <w:right w:val="none" w:sz="0" w:space="0" w:color="000000"/>
+              </w:pBdr>
+              <w:spacing w:after="100" w:before="100" w:line="240"/>
+              <w:ind w:left="100" w:right="100" w:firstLine="0" w:firstLineChars="0"/>
+              <w:rPr>
+                <w:rFonts w:ascii="Helvetica" w:hAnsi="Helvetica" w:eastAsia="Helvetica" w:cs="Helvetica"/>
+                <w:i w:val="false"/>
+                <w:b w:val="false"/>
+                <w:u w:val="none"/>
+                <w:sz w:val="22"/>
+                <w:szCs w:val="22"/>
+                <w:color w:val="000000"/>
+              </w:rPr>
+            </w:pPr>
+            <w:r>
+              <w:rPr>
+                <w:rFonts w:ascii="Helvetica" w:hAnsi="Helvetica" w:eastAsia="Helvetica" w:cs="Helvetica"/>
+                <w:i w:val="false"/>
+                <w:b w:val="false"/>
+                <w:u w:val="none"/>
+                <w:sz w:val="22"/>
+                <w:szCs w:val="22"/>
+                <w:color w:val="000000"/>
+              </w:rPr>
+              <w:t xml:space="preserve">0.49, 2.58</w:t>
+            </w:r>
+          </w:p>
+        </w:tc>
+        <w:tc>
+          <w:tcPr>
+            <w:tcBorders>
+              <w:bottom w:val="none" w:sz="0" w:space="0" w:color="000000"/>
+              <w:top w:val="none" w:sz="0" w:space="0" w:color="000000"/>
+              <w:left w:val="none" w:sz="0" w:space="0" w:color="000000"/>
+              <w:right w:val="none" w:sz="0" w:space="0" w:color="000000"/>
+            </w:tcBorders>
+            <w:shd w:val="clear" w:color="auto" w:fill="FFFFFF"/>
+            <w:tcMar>
+              <w:top w:w="0" w:type="dxa"/>
+              <w:bottom w:w="0" w:type="dxa"/>
+              <w:left w:w="0" w:type="dxa"/>
+              <w:right w:w="0" w:type="dxa"/>
+            </w:tcMar>
+            <w:vAlign w:val="top"/>
+          </w:tcPr>
+          <w:p>
+            <w:pPr>
+              <w:pStyle w:val="Normal"/>
+              <w:jc w:val="center"/>
+              <w:pBdr>
+                <w:bottom w:val="none" w:sz="0" w:space="0" w:color="000000"/>
+                <w:top w:val="none" w:sz="0" w:space="0" w:color="000000"/>
+                <w:left w:val="none" w:sz="0" w:space="0" w:color="000000"/>
+                <w:right w:val="none" w:sz="0" w:space="0" w:color="000000"/>
+              </w:pBdr>
+              <w:spacing w:after="100" w:before="100" w:line="240"/>
+              <w:ind w:left="100" w:right="100" w:firstLine="0" w:firstLineChars="0"/>
+              <w:rPr>
+                <w:rFonts w:ascii="Helvetica" w:hAnsi="Helvetica" w:eastAsia="Helvetica" w:cs="Helvetica"/>
+                <w:i w:val="false"/>
+                <w:b w:val="false"/>
+                <w:u w:val="none"/>
+                <w:sz w:val="22"/>
+                <w:szCs w:val="22"/>
+                <w:color w:val="000000"/>
+              </w:rPr>
+            </w:pPr>
+            <w:r>
+              <w:rPr>
+                <w:rFonts w:ascii="Helvetica" w:hAnsi="Helvetica" w:eastAsia="Helvetica" w:cs="Helvetica"/>
+                <w:i w:val="false"/>
+                <w:b w:val="false"/>
+                <w:u w:val="none"/>
+                <w:sz w:val="22"/>
+                <w:szCs w:val="22"/>
+                <w:color w:val="000000"/>
+              </w:rPr>
+              <w:t xml:space="preserve">0.790</w:t>
             </w:r>
           </w:p>
         </w:tc>
@@ -8454,7 +8454,7 @@
                 <w:szCs w:val="22"/>
                 <w:color w:val="000000"/>
               </w:rPr>
-              <w:t xml:space="preserve">0.029</w:t>
+              <w:t xml:space="preserve">0.028</w:t>
             </w:r>
           </w:p>
         </w:tc>
@@ -8831,113 +8831,113 @@
                 <w:szCs w:val="22"/>
                 <w:color w:val="000000"/>
               </w:rPr>
-              <w:t xml:space="preserve">0.46</w:t>
-            </w:r>
-          </w:p>
-        </w:tc>
-        <w:tc>
-          <w:tcPr>
-            <w:tcBorders>
-              <w:bottom w:val="none" w:sz="0" w:space="0" w:color="000000"/>
-              <w:top w:val="none" w:sz="0" w:space="0" w:color="000000"/>
-              <w:left w:val="none" w:sz="0" w:space="0" w:color="000000"/>
-              <w:right w:val="none" w:sz="0" w:space="0" w:color="000000"/>
-            </w:tcBorders>
-            <w:shd w:val="clear" w:color="auto" w:fill="FFFFFF"/>
-            <w:tcMar>
-              <w:top w:w="0" w:type="dxa"/>
-              <w:bottom w:w="0" w:type="dxa"/>
-              <w:left w:w="0" w:type="dxa"/>
-              <w:right w:w="0" w:type="dxa"/>
-            </w:tcMar>
-            <w:vAlign w:val="top"/>
-          </w:tcPr>
-          <w:p>
-            <w:pPr>
-              <w:pStyle w:val="Normal"/>
-              <w:jc w:val="center"/>
-              <w:pBdr>
-                <w:bottom w:val="none" w:sz="0" w:space="0" w:color="000000"/>
-                <w:top w:val="none" w:sz="0" w:space="0" w:color="000000"/>
-                <w:left w:val="none" w:sz="0" w:space="0" w:color="000000"/>
-                <w:right w:val="none" w:sz="0" w:space="0" w:color="000000"/>
-              </w:pBdr>
-              <w:spacing w:after="100" w:before="100" w:line="240"/>
-              <w:ind w:left="100" w:right="100" w:firstLine="0" w:firstLineChars="0"/>
-              <w:rPr>
-                <w:rFonts w:ascii="Helvetica" w:hAnsi="Helvetica" w:eastAsia="Helvetica" w:cs="Helvetica"/>
-                <w:i w:val="false"/>
-                <w:b w:val="false"/>
-                <w:u w:val="none"/>
-                <w:sz w:val="22"/>
-                <w:szCs w:val="22"/>
-                <w:color w:val="000000"/>
-              </w:rPr>
-            </w:pPr>
-            <w:r>
-              <w:rPr>
-                <w:rFonts w:ascii="Helvetica" w:hAnsi="Helvetica" w:eastAsia="Helvetica" w:cs="Helvetica"/>
-                <w:i w:val="false"/>
-                <w:b w:val="false"/>
-                <w:u w:val="none"/>
-                <w:sz w:val="22"/>
-                <w:szCs w:val="22"/>
-                <w:color w:val="000000"/>
-              </w:rPr>
-              <w:t xml:space="preserve">0.15, 1.38</w:t>
-            </w:r>
-          </w:p>
-        </w:tc>
-        <w:tc>
-          <w:tcPr>
-            <w:tcBorders>
-              <w:bottom w:val="none" w:sz="0" w:space="0" w:color="000000"/>
-              <w:top w:val="none" w:sz="0" w:space="0" w:color="000000"/>
-              <w:left w:val="none" w:sz="0" w:space="0" w:color="000000"/>
-              <w:right w:val="none" w:sz="0" w:space="0" w:color="000000"/>
-            </w:tcBorders>
-            <w:shd w:val="clear" w:color="auto" w:fill="FFFFFF"/>
-            <w:tcMar>
-              <w:top w:w="0" w:type="dxa"/>
-              <w:bottom w:w="0" w:type="dxa"/>
-              <w:left w:w="0" w:type="dxa"/>
-              <w:right w:w="0" w:type="dxa"/>
-            </w:tcMar>
-            <w:vAlign w:val="top"/>
-          </w:tcPr>
-          <w:p>
-            <w:pPr>
-              <w:pStyle w:val="Normal"/>
-              <w:jc w:val="center"/>
-              <w:pBdr>
-                <w:bottom w:val="none" w:sz="0" w:space="0" w:color="000000"/>
-                <w:top w:val="none" w:sz="0" w:space="0" w:color="000000"/>
-                <w:left w:val="none" w:sz="0" w:space="0" w:color="000000"/>
-                <w:right w:val="none" w:sz="0" w:space="0" w:color="000000"/>
-              </w:pBdr>
-              <w:spacing w:after="100" w:before="100" w:line="240"/>
-              <w:ind w:left="100" w:right="100" w:firstLine="0" w:firstLineChars="0"/>
-              <w:rPr>
-                <w:rFonts w:ascii="Helvetica" w:hAnsi="Helvetica" w:eastAsia="Helvetica" w:cs="Helvetica"/>
-                <w:i w:val="false"/>
-                <w:b w:val="false"/>
-                <w:u w:val="none"/>
-                <w:sz w:val="22"/>
-                <w:szCs w:val="22"/>
-                <w:color w:val="000000"/>
-              </w:rPr>
-            </w:pPr>
-            <w:r>
-              <w:rPr>
-                <w:rFonts w:ascii="Helvetica" w:hAnsi="Helvetica" w:eastAsia="Helvetica" w:cs="Helvetica"/>
-                <w:i w:val="false"/>
-                <w:b w:val="false"/>
-                <w:u w:val="none"/>
-                <w:sz w:val="22"/>
-                <w:szCs w:val="22"/>
-                <w:color w:val="000000"/>
-              </w:rPr>
-              <w:t xml:space="preserve">0.170</w:t>
+              <w:t xml:space="preserve">0.45</w:t>
+            </w:r>
+          </w:p>
+        </w:tc>
+        <w:tc>
+          <w:tcPr>
+            <w:tcBorders>
+              <w:bottom w:val="none" w:sz="0" w:space="0" w:color="000000"/>
+              <w:top w:val="none" w:sz="0" w:space="0" w:color="000000"/>
+              <w:left w:val="none" w:sz="0" w:space="0" w:color="000000"/>
+              <w:right w:val="none" w:sz="0" w:space="0" w:color="000000"/>
+            </w:tcBorders>
+            <w:shd w:val="clear" w:color="auto" w:fill="FFFFFF"/>
+            <w:tcMar>
+              <w:top w:w="0" w:type="dxa"/>
+              <w:bottom w:w="0" w:type="dxa"/>
+              <w:left w:w="0" w:type="dxa"/>
+              <w:right w:w="0" w:type="dxa"/>
+            </w:tcMar>
+            <w:vAlign w:val="top"/>
+          </w:tcPr>
+          <w:p>
+            <w:pPr>
+              <w:pStyle w:val="Normal"/>
+              <w:jc w:val="center"/>
+              <w:pBdr>
+                <w:bottom w:val="none" w:sz="0" w:space="0" w:color="000000"/>
+                <w:top w:val="none" w:sz="0" w:space="0" w:color="000000"/>
+                <w:left w:val="none" w:sz="0" w:space="0" w:color="000000"/>
+                <w:right w:val="none" w:sz="0" w:space="0" w:color="000000"/>
+              </w:pBdr>
+              <w:spacing w:after="100" w:before="100" w:line="240"/>
+              <w:ind w:left="100" w:right="100" w:firstLine="0" w:firstLineChars="0"/>
+              <w:rPr>
+                <w:rFonts w:ascii="Helvetica" w:hAnsi="Helvetica" w:eastAsia="Helvetica" w:cs="Helvetica"/>
+                <w:i w:val="false"/>
+                <w:b w:val="false"/>
+                <w:u w:val="none"/>
+                <w:sz w:val="22"/>
+                <w:szCs w:val="22"/>
+                <w:color w:val="000000"/>
+              </w:rPr>
+            </w:pPr>
+            <w:r>
+              <w:rPr>
+                <w:rFonts w:ascii="Helvetica" w:hAnsi="Helvetica" w:eastAsia="Helvetica" w:cs="Helvetica"/>
+                <w:i w:val="false"/>
+                <w:b w:val="false"/>
+                <w:u w:val="none"/>
+                <w:sz w:val="22"/>
+                <w:szCs w:val="22"/>
+                <w:color w:val="000000"/>
+              </w:rPr>
+              <w:t xml:space="preserve">0.15, 1.37</w:t>
+            </w:r>
+          </w:p>
+        </w:tc>
+        <w:tc>
+          <w:tcPr>
+            <w:tcBorders>
+              <w:bottom w:val="none" w:sz="0" w:space="0" w:color="000000"/>
+              <w:top w:val="none" w:sz="0" w:space="0" w:color="000000"/>
+              <w:left w:val="none" w:sz="0" w:space="0" w:color="000000"/>
+              <w:right w:val="none" w:sz="0" w:space="0" w:color="000000"/>
+            </w:tcBorders>
+            <w:shd w:val="clear" w:color="auto" w:fill="FFFFFF"/>
+            <w:tcMar>
+              <w:top w:w="0" w:type="dxa"/>
+              <w:bottom w:w="0" w:type="dxa"/>
+              <w:left w:w="0" w:type="dxa"/>
+              <w:right w:w="0" w:type="dxa"/>
+            </w:tcMar>
+            <w:vAlign w:val="top"/>
+          </w:tcPr>
+          <w:p>
+            <w:pPr>
+              <w:pStyle w:val="Normal"/>
+              <w:jc w:val="center"/>
+              <w:pBdr>
+                <w:bottom w:val="none" w:sz="0" w:space="0" w:color="000000"/>
+                <w:top w:val="none" w:sz="0" w:space="0" w:color="000000"/>
+                <w:left w:val="none" w:sz="0" w:space="0" w:color="000000"/>
+                <w:right w:val="none" w:sz="0" w:space="0" w:color="000000"/>
+              </w:pBdr>
+              <w:spacing w:after="100" w:before="100" w:line="240"/>
+              <w:ind w:left="100" w:right="100" w:firstLine="0" w:firstLineChars="0"/>
+              <w:rPr>
+                <w:rFonts w:ascii="Helvetica" w:hAnsi="Helvetica" w:eastAsia="Helvetica" w:cs="Helvetica"/>
+                <w:i w:val="false"/>
+                <w:b w:val="false"/>
+                <w:u w:val="none"/>
+                <w:sz w:val="22"/>
+                <w:szCs w:val="22"/>
+                <w:color w:val="000000"/>
+              </w:rPr>
+            </w:pPr>
+            <w:r>
+              <w:rPr>
+                <w:rFonts w:ascii="Helvetica" w:hAnsi="Helvetica" w:eastAsia="Helvetica" w:cs="Helvetica"/>
+                <w:i w:val="false"/>
+                <w:b w:val="false"/>
+                <w:u w:val="none"/>
+                <w:sz w:val="22"/>
+                <w:szCs w:val="22"/>
+                <w:color w:val="000000"/>
+              </w:rPr>
+              <w:t xml:space="preserve">0.160</w:t>
             </w:r>
           </w:p>
         </w:tc>
@@ -10280,113 +10280,113 @@
                 <w:szCs w:val="22"/>
                 <w:color w:val="000000"/>
               </w:rPr>
-              <w:t xml:space="preserve">1.50</w:t>
-            </w:r>
-          </w:p>
-        </w:tc>
-        <w:tc>
-          <w:tcPr>
-            <w:tcBorders>
-              <w:bottom w:val="none" w:sz="0" w:space="0" w:color="000000"/>
-              <w:top w:val="none" w:sz="0" w:space="0" w:color="000000"/>
-              <w:left w:val="none" w:sz="0" w:space="0" w:color="000000"/>
-              <w:right w:val="none" w:sz="0" w:space="0" w:color="000000"/>
-            </w:tcBorders>
-            <w:shd w:val="clear" w:color="auto" w:fill="FFFFFF"/>
-            <w:tcMar>
-              <w:top w:w="0" w:type="dxa"/>
-              <w:bottom w:w="0" w:type="dxa"/>
-              <w:left w:w="0" w:type="dxa"/>
-              <w:right w:w="0" w:type="dxa"/>
-            </w:tcMar>
-            <w:vAlign w:val="top"/>
-          </w:tcPr>
-          <w:p>
-            <w:pPr>
-              <w:pStyle w:val="Normal"/>
-              <w:jc w:val="center"/>
-              <w:pBdr>
-                <w:bottom w:val="none" w:sz="0" w:space="0" w:color="000000"/>
-                <w:top w:val="none" w:sz="0" w:space="0" w:color="000000"/>
-                <w:left w:val="none" w:sz="0" w:space="0" w:color="000000"/>
-                <w:right w:val="none" w:sz="0" w:space="0" w:color="000000"/>
-              </w:pBdr>
-              <w:spacing w:after="100" w:before="100" w:line="240"/>
-              <w:ind w:left="100" w:right="100" w:firstLine="0" w:firstLineChars="0"/>
-              <w:rPr>
-                <w:rFonts w:ascii="Helvetica" w:hAnsi="Helvetica" w:eastAsia="Helvetica" w:cs="Helvetica"/>
-                <w:i w:val="false"/>
-                <w:b w:val="false"/>
-                <w:u w:val="none"/>
-                <w:sz w:val="22"/>
-                <w:szCs w:val="22"/>
-                <w:color w:val="000000"/>
-              </w:rPr>
-            </w:pPr>
-            <w:r>
-              <w:rPr>
-                <w:rFonts w:ascii="Helvetica" w:hAnsi="Helvetica" w:eastAsia="Helvetica" w:cs="Helvetica"/>
-                <w:i w:val="false"/>
-                <w:b w:val="false"/>
-                <w:u w:val="none"/>
-                <w:sz w:val="22"/>
-                <w:szCs w:val="22"/>
-                <w:color w:val="000000"/>
-              </w:rPr>
-              <w:t xml:space="preserve">0.97, 2.33</w:t>
-            </w:r>
-          </w:p>
-        </w:tc>
-        <w:tc>
-          <w:tcPr>
-            <w:tcBorders>
-              <w:bottom w:val="none" w:sz="0" w:space="0" w:color="000000"/>
-              <w:top w:val="none" w:sz="0" w:space="0" w:color="000000"/>
-              <w:left w:val="none" w:sz="0" w:space="0" w:color="000000"/>
-              <w:right w:val="none" w:sz="0" w:space="0" w:color="000000"/>
-            </w:tcBorders>
-            <w:shd w:val="clear" w:color="auto" w:fill="FFFFFF"/>
-            <w:tcMar>
-              <w:top w:w="0" w:type="dxa"/>
-              <w:bottom w:w="0" w:type="dxa"/>
-              <w:left w:w="0" w:type="dxa"/>
-              <w:right w:w="0" w:type="dxa"/>
-            </w:tcMar>
-            <w:vAlign w:val="top"/>
-          </w:tcPr>
-          <w:p>
-            <w:pPr>
-              <w:pStyle w:val="Normal"/>
-              <w:jc w:val="center"/>
-              <w:pBdr>
-                <w:bottom w:val="none" w:sz="0" w:space="0" w:color="000000"/>
-                <w:top w:val="none" w:sz="0" w:space="0" w:color="000000"/>
-                <w:left w:val="none" w:sz="0" w:space="0" w:color="000000"/>
-                <w:right w:val="none" w:sz="0" w:space="0" w:color="000000"/>
-              </w:pBdr>
-              <w:spacing w:after="100" w:before="100" w:line="240"/>
-              <w:ind w:left="100" w:right="100" w:firstLine="0" w:firstLineChars="0"/>
-              <w:rPr>
-                <w:rFonts w:ascii="Helvetica" w:hAnsi="Helvetica" w:eastAsia="Helvetica" w:cs="Helvetica"/>
-                <w:i w:val="false"/>
-                <w:b w:val="false"/>
-                <w:u w:val="none"/>
-                <w:sz w:val="22"/>
-                <w:szCs w:val="22"/>
-                <w:color w:val="000000"/>
-              </w:rPr>
-            </w:pPr>
-            <w:r>
-              <w:rPr>
-                <w:rFonts w:ascii="Helvetica" w:hAnsi="Helvetica" w:eastAsia="Helvetica" w:cs="Helvetica"/>
-                <w:i w:val="false"/>
-                <w:b w:val="false"/>
-                <w:u w:val="none"/>
-                <w:sz w:val="22"/>
-                <w:szCs w:val="22"/>
-                <w:color w:val="000000"/>
-              </w:rPr>
-              <w:t xml:space="preserve">0.066</w:t>
+              <w:t xml:space="preserve">1.51</w:t>
+            </w:r>
+          </w:p>
+        </w:tc>
+        <w:tc>
+          <w:tcPr>
+            <w:tcBorders>
+              <w:bottom w:val="none" w:sz="0" w:space="0" w:color="000000"/>
+              <w:top w:val="none" w:sz="0" w:space="0" w:color="000000"/>
+              <w:left w:val="none" w:sz="0" w:space="0" w:color="000000"/>
+              <w:right w:val="none" w:sz="0" w:space="0" w:color="000000"/>
+            </w:tcBorders>
+            <w:shd w:val="clear" w:color="auto" w:fill="FFFFFF"/>
+            <w:tcMar>
+              <w:top w:w="0" w:type="dxa"/>
+              <w:bottom w:w="0" w:type="dxa"/>
+              <w:left w:w="0" w:type="dxa"/>
+              <w:right w:w="0" w:type="dxa"/>
+            </w:tcMar>
+            <w:vAlign w:val="top"/>
+          </w:tcPr>
+          <w:p>
+            <w:pPr>
+              <w:pStyle w:val="Normal"/>
+              <w:jc w:val="center"/>
+              <w:pBdr>
+                <w:bottom w:val="none" w:sz="0" w:space="0" w:color="000000"/>
+                <w:top w:val="none" w:sz="0" w:space="0" w:color="000000"/>
+                <w:left w:val="none" w:sz="0" w:space="0" w:color="000000"/>
+                <w:right w:val="none" w:sz="0" w:space="0" w:color="000000"/>
+              </w:pBdr>
+              <w:spacing w:after="100" w:before="100" w:line="240"/>
+              <w:ind w:left="100" w:right="100" w:firstLine="0" w:firstLineChars="0"/>
+              <w:rPr>
+                <w:rFonts w:ascii="Helvetica" w:hAnsi="Helvetica" w:eastAsia="Helvetica" w:cs="Helvetica"/>
+                <w:i w:val="false"/>
+                <w:b w:val="false"/>
+                <w:u w:val="none"/>
+                <w:sz w:val="22"/>
+                <w:szCs w:val="22"/>
+                <w:color w:val="000000"/>
+              </w:rPr>
+            </w:pPr>
+            <w:r>
+              <w:rPr>
+                <w:rFonts w:ascii="Helvetica" w:hAnsi="Helvetica" w:eastAsia="Helvetica" w:cs="Helvetica"/>
+                <w:i w:val="false"/>
+                <w:b w:val="false"/>
+                <w:u w:val="none"/>
+                <w:sz w:val="22"/>
+                <w:szCs w:val="22"/>
+                <w:color w:val="000000"/>
+              </w:rPr>
+              <w:t xml:space="preserve">0.98, 2.33</w:t>
+            </w:r>
+          </w:p>
+        </w:tc>
+        <w:tc>
+          <w:tcPr>
+            <w:tcBorders>
+              <w:bottom w:val="none" w:sz="0" w:space="0" w:color="000000"/>
+              <w:top w:val="none" w:sz="0" w:space="0" w:color="000000"/>
+              <w:left w:val="none" w:sz="0" w:space="0" w:color="000000"/>
+              <w:right w:val="none" w:sz="0" w:space="0" w:color="000000"/>
+            </w:tcBorders>
+            <w:shd w:val="clear" w:color="auto" w:fill="FFFFFF"/>
+            <w:tcMar>
+              <w:top w:w="0" w:type="dxa"/>
+              <w:bottom w:w="0" w:type="dxa"/>
+              <w:left w:w="0" w:type="dxa"/>
+              <w:right w:w="0" w:type="dxa"/>
+            </w:tcMar>
+            <w:vAlign w:val="top"/>
+          </w:tcPr>
+          <w:p>
+            <w:pPr>
+              <w:pStyle w:val="Normal"/>
+              <w:jc w:val="center"/>
+              <w:pBdr>
+                <w:bottom w:val="none" w:sz="0" w:space="0" w:color="000000"/>
+                <w:top w:val="none" w:sz="0" w:space="0" w:color="000000"/>
+                <w:left w:val="none" w:sz="0" w:space="0" w:color="000000"/>
+                <w:right w:val="none" w:sz="0" w:space="0" w:color="000000"/>
+              </w:pBdr>
+              <w:spacing w:after="100" w:before="100" w:line="240"/>
+              <w:ind w:left="100" w:right="100" w:firstLine="0" w:firstLineChars="0"/>
+              <w:rPr>
+                <w:rFonts w:ascii="Helvetica" w:hAnsi="Helvetica" w:eastAsia="Helvetica" w:cs="Helvetica"/>
+                <w:i w:val="false"/>
+                <w:b w:val="false"/>
+                <w:u w:val="none"/>
+                <w:sz w:val="22"/>
+                <w:szCs w:val="22"/>
+                <w:color w:val="000000"/>
+              </w:rPr>
+            </w:pPr>
+            <w:r>
+              <w:rPr>
+                <w:rFonts w:ascii="Helvetica" w:hAnsi="Helvetica" w:eastAsia="Helvetica" w:cs="Helvetica"/>
+                <w:i w:val="false"/>
+                <w:b w:val="false"/>
+                <w:u w:val="none"/>
+                <w:sz w:val="22"/>
+                <w:szCs w:val="22"/>
+                <w:color w:val="000000"/>
+              </w:rPr>
+              <w:t xml:space="preserve">0.063</w:t>
             </w:r>
           </w:p>
         </w:tc>
@@ -11729,113 +11729,113 @@
                 <w:szCs w:val="22"/>
                 <w:color w:val="000000"/>
               </w:rPr>
-              <w:t xml:space="preserve">1.89</w:t>
-            </w:r>
-          </w:p>
-        </w:tc>
-        <w:tc>
-          <w:tcPr>
-            <w:tcBorders>
-              <w:bottom w:val="none" w:sz="0" w:space="0" w:color="000000"/>
-              <w:top w:val="none" w:sz="0" w:space="0" w:color="000000"/>
-              <w:left w:val="none" w:sz="0" w:space="0" w:color="000000"/>
-              <w:right w:val="none" w:sz="0" w:space="0" w:color="000000"/>
-            </w:tcBorders>
-            <w:shd w:val="clear" w:color="auto" w:fill="FFFFFF"/>
-            <w:tcMar>
-              <w:top w:w="0" w:type="dxa"/>
-              <w:bottom w:w="0" w:type="dxa"/>
-              <w:left w:w="0" w:type="dxa"/>
-              <w:right w:w="0" w:type="dxa"/>
-            </w:tcMar>
-            <w:vAlign w:val="top"/>
-          </w:tcPr>
-          <w:p>
-            <w:pPr>
-              <w:pStyle w:val="Normal"/>
-              <w:jc w:val="center"/>
-              <w:pBdr>
-                <w:bottom w:val="none" w:sz="0" w:space="0" w:color="000000"/>
-                <w:top w:val="none" w:sz="0" w:space="0" w:color="000000"/>
-                <w:left w:val="none" w:sz="0" w:space="0" w:color="000000"/>
-                <w:right w:val="none" w:sz="0" w:space="0" w:color="000000"/>
-              </w:pBdr>
-              <w:spacing w:after="100" w:before="100" w:line="240"/>
-              <w:ind w:left="100" w:right="100" w:firstLine="0" w:firstLineChars="0"/>
-              <w:rPr>
-                <w:rFonts w:ascii="Helvetica" w:hAnsi="Helvetica" w:eastAsia="Helvetica" w:cs="Helvetica"/>
-                <w:i w:val="false"/>
-                <w:b w:val="false"/>
-                <w:u w:val="none"/>
-                <w:sz w:val="22"/>
-                <w:szCs w:val="22"/>
-                <w:color w:val="000000"/>
-              </w:rPr>
-            </w:pPr>
-            <w:r>
-              <w:rPr>
-                <w:rFonts w:ascii="Helvetica" w:hAnsi="Helvetica" w:eastAsia="Helvetica" w:cs="Helvetica"/>
-                <w:i w:val="false"/>
-                <w:b w:val="false"/>
-                <w:u w:val="none"/>
-                <w:sz w:val="22"/>
-                <w:szCs w:val="22"/>
-                <w:color w:val="000000"/>
-              </w:rPr>
-              <w:t xml:space="preserve">0.97, 3.67</w:t>
-            </w:r>
-          </w:p>
-        </w:tc>
-        <w:tc>
-          <w:tcPr>
-            <w:tcBorders>
-              <w:bottom w:val="none" w:sz="0" w:space="0" w:color="000000"/>
-              <w:top w:val="none" w:sz="0" w:space="0" w:color="000000"/>
-              <w:left w:val="none" w:sz="0" w:space="0" w:color="000000"/>
-              <w:right w:val="none" w:sz="0" w:space="0" w:color="000000"/>
-            </w:tcBorders>
-            <w:shd w:val="clear" w:color="auto" w:fill="FFFFFF"/>
-            <w:tcMar>
-              <w:top w:w="0" w:type="dxa"/>
-              <w:bottom w:w="0" w:type="dxa"/>
-              <w:left w:w="0" w:type="dxa"/>
-              <w:right w:w="0" w:type="dxa"/>
-            </w:tcMar>
-            <w:vAlign w:val="top"/>
-          </w:tcPr>
-          <w:p>
-            <w:pPr>
-              <w:pStyle w:val="Normal"/>
-              <w:jc w:val="center"/>
-              <w:pBdr>
-                <w:bottom w:val="none" w:sz="0" w:space="0" w:color="000000"/>
-                <w:top w:val="none" w:sz="0" w:space="0" w:color="000000"/>
-                <w:left w:val="none" w:sz="0" w:space="0" w:color="000000"/>
-                <w:right w:val="none" w:sz="0" w:space="0" w:color="000000"/>
-              </w:pBdr>
-              <w:spacing w:after="100" w:before="100" w:line="240"/>
-              <w:ind w:left="100" w:right="100" w:firstLine="0" w:firstLineChars="0"/>
-              <w:rPr>
-                <w:rFonts w:ascii="Helvetica" w:hAnsi="Helvetica" w:eastAsia="Helvetica" w:cs="Helvetica"/>
-                <w:i w:val="false"/>
-                <w:b w:val="false"/>
-                <w:u w:val="none"/>
-                <w:sz w:val="22"/>
-                <w:szCs w:val="22"/>
-                <w:color w:val="000000"/>
-              </w:rPr>
-            </w:pPr>
-            <w:r>
-              <w:rPr>
-                <w:rFonts w:ascii="Helvetica" w:hAnsi="Helvetica" w:eastAsia="Helvetica" w:cs="Helvetica"/>
-                <w:i w:val="false"/>
-                <w:b w:val="false"/>
-                <w:u w:val="none"/>
-                <w:sz w:val="22"/>
-                <w:szCs w:val="22"/>
-                <w:color w:val="000000"/>
-              </w:rPr>
-              <w:t xml:space="preserve">0.060</w:t>
+              <w:t xml:space="preserve">1.90</w:t>
+            </w:r>
+          </w:p>
+        </w:tc>
+        <w:tc>
+          <w:tcPr>
+            <w:tcBorders>
+              <w:bottom w:val="none" w:sz="0" w:space="0" w:color="000000"/>
+              <w:top w:val="none" w:sz="0" w:space="0" w:color="000000"/>
+              <w:left w:val="none" w:sz="0" w:space="0" w:color="000000"/>
+              <w:right w:val="none" w:sz="0" w:space="0" w:color="000000"/>
+            </w:tcBorders>
+            <w:shd w:val="clear" w:color="auto" w:fill="FFFFFF"/>
+            <w:tcMar>
+              <w:top w:w="0" w:type="dxa"/>
+              <w:bottom w:w="0" w:type="dxa"/>
+              <w:left w:w="0" w:type="dxa"/>
+              <w:right w:w="0" w:type="dxa"/>
+            </w:tcMar>
+            <w:vAlign w:val="top"/>
+          </w:tcPr>
+          <w:p>
+            <w:pPr>
+              <w:pStyle w:val="Normal"/>
+              <w:jc w:val="center"/>
+              <w:pBdr>
+                <w:bottom w:val="none" w:sz="0" w:space="0" w:color="000000"/>
+                <w:top w:val="none" w:sz="0" w:space="0" w:color="000000"/>
+                <w:left w:val="none" w:sz="0" w:space="0" w:color="000000"/>
+                <w:right w:val="none" w:sz="0" w:space="0" w:color="000000"/>
+              </w:pBdr>
+              <w:spacing w:after="100" w:before="100" w:line="240"/>
+              <w:ind w:left="100" w:right="100" w:firstLine="0" w:firstLineChars="0"/>
+              <w:rPr>
+                <w:rFonts w:ascii="Helvetica" w:hAnsi="Helvetica" w:eastAsia="Helvetica" w:cs="Helvetica"/>
+                <w:i w:val="false"/>
+                <w:b w:val="false"/>
+                <w:u w:val="none"/>
+                <w:sz w:val="22"/>
+                <w:szCs w:val="22"/>
+                <w:color w:val="000000"/>
+              </w:rPr>
+            </w:pPr>
+            <w:r>
+              <w:rPr>
+                <w:rFonts w:ascii="Helvetica" w:hAnsi="Helvetica" w:eastAsia="Helvetica" w:cs="Helvetica"/>
+                <w:i w:val="false"/>
+                <w:b w:val="false"/>
+                <w:u w:val="none"/>
+                <w:sz w:val="22"/>
+                <w:szCs w:val="22"/>
+                <w:color w:val="000000"/>
+              </w:rPr>
+              <w:t xml:space="preserve">0.98, 3.68</w:t>
+            </w:r>
+          </w:p>
+        </w:tc>
+        <w:tc>
+          <w:tcPr>
+            <w:tcBorders>
+              <w:bottom w:val="none" w:sz="0" w:space="0" w:color="000000"/>
+              <w:top w:val="none" w:sz="0" w:space="0" w:color="000000"/>
+              <w:left w:val="none" w:sz="0" w:space="0" w:color="000000"/>
+              <w:right w:val="none" w:sz="0" w:space="0" w:color="000000"/>
+            </w:tcBorders>
+            <w:shd w:val="clear" w:color="auto" w:fill="FFFFFF"/>
+            <w:tcMar>
+              <w:top w:w="0" w:type="dxa"/>
+              <w:bottom w:w="0" w:type="dxa"/>
+              <w:left w:w="0" w:type="dxa"/>
+              <w:right w:w="0" w:type="dxa"/>
+            </w:tcMar>
+            <w:vAlign w:val="top"/>
+          </w:tcPr>
+          <w:p>
+            <w:pPr>
+              <w:pStyle w:val="Normal"/>
+              <w:jc w:val="center"/>
+              <w:pBdr>
+                <w:bottom w:val="none" w:sz="0" w:space="0" w:color="000000"/>
+                <w:top w:val="none" w:sz="0" w:space="0" w:color="000000"/>
+                <w:left w:val="none" w:sz="0" w:space="0" w:color="000000"/>
+                <w:right w:val="none" w:sz="0" w:space="0" w:color="000000"/>
+              </w:pBdr>
+              <w:spacing w:after="100" w:before="100" w:line="240"/>
+              <w:ind w:left="100" w:right="100" w:firstLine="0" w:firstLineChars="0"/>
+              <w:rPr>
+                <w:rFonts w:ascii="Helvetica" w:hAnsi="Helvetica" w:eastAsia="Helvetica" w:cs="Helvetica"/>
+                <w:i w:val="false"/>
+                <w:b w:val="false"/>
+                <w:u w:val="none"/>
+                <w:sz w:val="22"/>
+                <w:szCs w:val="22"/>
+                <w:color w:val="000000"/>
+              </w:rPr>
+            </w:pPr>
+            <w:r>
+              <w:rPr>
+                <w:rFonts w:ascii="Helvetica" w:hAnsi="Helvetica" w:eastAsia="Helvetica" w:cs="Helvetica"/>
+                <w:i w:val="false"/>
+                <w:b w:val="false"/>
+                <w:u w:val="none"/>
+                <w:sz w:val="22"/>
+                <w:szCs w:val="22"/>
+                <w:color w:val="000000"/>
+              </w:rPr>
+              <w:t xml:space="preserve">0.058</w:t>
             </w:r>
           </w:p>
         </w:tc>
@@ -13178,113 +13178,113 @@
                 <w:szCs w:val="22"/>
                 <w:color w:val="000000"/>
               </w:rPr>
-              <w:t xml:space="preserve">0.88</w:t>
-            </w:r>
-          </w:p>
-        </w:tc>
-        <w:tc>
-          <w:tcPr>
-            <w:tcBorders>
-              <w:bottom w:val="none" w:sz="0" w:space="0" w:color="000000"/>
-              <w:top w:val="none" w:sz="0" w:space="0" w:color="000000"/>
-              <w:left w:val="none" w:sz="0" w:space="0" w:color="000000"/>
-              <w:right w:val="none" w:sz="0" w:space="0" w:color="000000"/>
-            </w:tcBorders>
-            <w:shd w:val="clear" w:color="auto" w:fill="FFFFFF"/>
-            <w:tcMar>
-              <w:top w:w="0" w:type="dxa"/>
-              <w:bottom w:w="0" w:type="dxa"/>
-              <w:left w:w="0" w:type="dxa"/>
-              <w:right w:w="0" w:type="dxa"/>
-            </w:tcMar>
-            <w:vAlign w:val="top"/>
-          </w:tcPr>
-          <w:p>
-            <w:pPr>
-              <w:pStyle w:val="Normal"/>
-              <w:jc w:val="center"/>
-              <w:pBdr>
-                <w:bottom w:val="none" w:sz="0" w:space="0" w:color="000000"/>
-                <w:top w:val="none" w:sz="0" w:space="0" w:color="000000"/>
-                <w:left w:val="none" w:sz="0" w:space="0" w:color="000000"/>
-                <w:right w:val="none" w:sz="0" w:space="0" w:color="000000"/>
-              </w:pBdr>
-              <w:spacing w:after="100" w:before="100" w:line="240"/>
-              <w:ind w:left="100" w:right="100" w:firstLine="0" w:firstLineChars="0"/>
-              <w:rPr>
-                <w:rFonts w:ascii="Helvetica" w:hAnsi="Helvetica" w:eastAsia="Helvetica" w:cs="Helvetica"/>
-                <w:i w:val="false"/>
-                <w:b w:val="false"/>
-                <w:u w:val="none"/>
-                <w:sz w:val="22"/>
-                <w:szCs w:val="22"/>
-                <w:color w:val="000000"/>
-              </w:rPr>
-            </w:pPr>
-            <w:r>
-              <w:rPr>
-                <w:rFonts w:ascii="Helvetica" w:hAnsi="Helvetica" w:eastAsia="Helvetica" w:cs="Helvetica"/>
-                <w:i w:val="false"/>
-                <w:b w:val="false"/>
-                <w:u w:val="none"/>
-                <w:sz w:val="22"/>
-                <w:szCs w:val="22"/>
-                <w:color w:val="000000"/>
-              </w:rPr>
-              <w:t xml:space="preserve">0.54, 1.44</w:t>
-            </w:r>
-          </w:p>
-        </w:tc>
-        <w:tc>
-          <w:tcPr>
-            <w:tcBorders>
-              <w:bottom w:val="none" w:sz="0" w:space="0" w:color="000000"/>
-              <w:top w:val="none" w:sz="0" w:space="0" w:color="000000"/>
-              <w:left w:val="none" w:sz="0" w:space="0" w:color="000000"/>
-              <w:right w:val="none" w:sz="0" w:space="0" w:color="000000"/>
-            </w:tcBorders>
-            <w:shd w:val="clear" w:color="auto" w:fill="FFFFFF"/>
-            <w:tcMar>
-              <w:top w:w="0" w:type="dxa"/>
-              <w:bottom w:w="0" w:type="dxa"/>
-              <w:left w:w="0" w:type="dxa"/>
-              <w:right w:w="0" w:type="dxa"/>
-            </w:tcMar>
-            <w:vAlign w:val="top"/>
-          </w:tcPr>
-          <w:p>
-            <w:pPr>
-              <w:pStyle w:val="Normal"/>
-              <w:jc w:val="center"/>
-              <w:pBdr>
-                <w:bottom w:val="none" w:sz="0" w:space="0" w:color="000000"/>
-                <w:top w:val="none" w:sz="0" w:space="0" w:color="000000"/>
-                <w:left w:val="none" w:sz="0" w:space="0" w:color="000000"/>
-                <w:right w:val="none" w:sz="0" w:space="0" w:color="000000"/>
-              </w:pBdr>
-              <w:spacing w:after="100" w:before="100" w:line="240"/>
-              <w:ind w:left="100" w:right="100" w:firstLine="0" w:firstLineChars="0"/>
-              <w:rPr>
-                <w:rFonts w:ascii="Helvetica" w:hAnsi="Helvetica" w:eastAsia="Helvetica" w:cs="Helvetica"/>
-                <w:i w:val="false"/>
-                <w:b w:val="false"/>
-                <w:u w:val="none"/>
-                <w:sz w:val="22"/>
-                <w:szCs w:val="22"/>
-                <w:color w:val="000000"/>
-              </w:rPr>
-            </w:pPr>
-            <w:r>
-              <w:rPr>
-                <w:rFonts w:ascii="Helvetica" w:hAnsi="Helvetica" w:eastAsia="Helvetica" w:cs="Helvetica"/>
-                <w:i w:val="false"/>
-                <w:b w:val="false"/>
-                <w:u w:val="none"/>
-                <w:sz w:val="22"/>
-                <w:szCs w:val="22"/>
-                <w:color w:val="000000"/>
-              </w:rPr>
-              <w:t xml:space="preserve">0.620</w:t>
+              <w:t xml:space="preserve">0.89</w:t>
+            </w:r>
+          </w:p>
+        </w:tc>
+        <w:tc>
+          <w:tcPr>
+            <w:tcBorders>
+              <w:bottom w:val="none" w:sz="0" w:space="0" w:color="000000"/>
+              <w:top w:val="none" w:sz="0" w:space="0" w:color="000000"/>
+              <w:left w:val="none" w:sz="0" w:space="0" w:color="000000"/>
+              <w:right w:val="none" w:sz="0" w:space="0" w:color="000000"/>
+            </w:tcBorders>
+            <w:shd w:val="clear" w:color="auto" w:fill="FFFFFF"/>
+            <w:tcMar>
+              <w:top w:w="0" w:type="dxa"/>
+              <w:bottom w:w="0" w:type="dxa"/>
+              <w:left w:w="0" w:type="dxa"/>
+              <w:right w:w="0" w:type="dxa"/>
+            </w:tcMar>
+            <w:vAlign w:val="top"/>
+          </w:tcPr>
+          <w:p>
+            <w:pPr>
+              <w:pStyle w:val="Normal"/>
+              <w:jc w:val="center"/>
+              <w:pBdr>
+                <w:bottom w:val="none" w:sz="0" w:space="0" w:color="000000"/>
+                <w:top w:val="none" w:sz="0" w:space="0" w:color="000000"/>
+                <w:left w:val="none" w:sz="0" w:space="0" w:color="000000"/>
+                <w:right w:val="none" w:sz="0" w:space="0" w:color="000000"/>
+              </w:pBdr>
+              <w:spacing w:after="100" w:before="100" w:line="240"/>
+              <w:ind w:left="100" w:right="100" w:firstLine="0" w:firstLineChars="0"/>
+              <w:rPr>
+                <w:rFonts w:ascii="Helvetica" w:hAnsi="Helvetica" w:eastAsia="Helvetica" w:cs="Helvetica"/>
+                <w:i w:val="false"/>
+                <w:b w:val="false"/>
+                <w:u w:val="none"/>
+                <w:sz w:val="22"/>
+                <w:szCs w:val="22"/>
+                <w:color w:val="000000"/>
+              </w:rPr>
+            </w:pPr>
+            <w:r>
+              <w:rPr>
+                <w:rFonts w:ascii="Helvetica" w:hAnsi="Helvetica" w:eastAsia="Helvetica" w:cs="Helvetica"/>
+                <w:i w:val="false"/>
+                <w:b w:val="false"/>
+                <w:u w:val="none"/>
+                <w:sz w:val="22"/>
+                <w:szCs w:val="22"/>
+                <w:color w:val="000000"/>
+              </w:rPr>
+              <w:t xml:space="preserve">0.54, 1.45</w:t>
+            </w:r>
+          </w:p>
+        </w:tc>
+        <w:tc>
+          <w:tcPr>
+            <w:tcBorders>
+              <w:bottom w:val="none" w:sz="0" w:space="0" w:color="000000"/>
+              <w:top w:val="none" w:sz="0" w:space="0" w:color="000000"/>
+              <w:left w:val="none" w:sz="0" w:space="0" w:color="000000"/>
+              <w:right w:val="none" w:sz="0" w:space="0" w:color="000000"/>
+            </w:tcBorders>
+            <w:shd w:val="clear" w:color="auto" w:fill="FFFFFF"/>
+            <w:tcMar>
+              <w:top w:w="0" w:type="dxa"/>
+              <w:bottom w:w="0" w:type="dxa"/>
+              <w:left w:w="0" w:type="dxa"/>
+              <w:right w:w="0" w:type="dxa"/>
+            </w:tcMar>
+            <w:vAlign w:val="top"/>
+          </w:tcPr>
+          <w:p>
+            <w:pPr>
+              <w:pStyle w:val="Normal"/>
+              <w:jc w:val="center"/>
+              <w:pBdr>
+                <w:bottom w:val="none" w:sz="0" w:space="0" w:color="000000"/>
+                <w:top w:val="none" w:sz="0" w:space="0" w:color="000000"/>
+                <w:left w:val="none" w:sz="0" w:space="0" w:color="000000"/>
+                <w:right w:val="none" w:sz="0" w:space="0" w:color="000000"/>
+              </w:pBdr>
+              <w:spacing w:after="100" w:before="100" w:line="240"/>
+              <w:ind w:left="100" w:right="100" w:firstLine="0" w:firstLineChars="0"/>
+              <w:rPr>
+                <w:rFonts w:ascii="Helvetica" w:hAnsi="Helvetica" w:eastAsia="Helvetica" w:cs="Helvetica"/>
+                <w:i w:val="false"/>
+                <w:b w:val="false"/>
+                <w:u w:val="none"/>
+                <w:sz w:val="22"/>
+                <w:szCs w:val="22"/>
+                <w:color w:val="000000"/>
+              </w:rPr>
+            </w:pPr>
+            <w:r>
+              <w:rPr>
+                <w:rFonts w:ascii="Helvetica" w:hAnsi="Helvetica" w:eastAsia="Helvetica" w:cs="Helvetica"/>
+                <w:i w:val="false"/>
+                <w:b w:val="false"/>
+                <w:u w:val="none"/>
+                <w:sz w:val="22"/>
+                <w:szCs w:val="22"/>
+                <w:color w:val="000000"/>
+              </w:rPr>
+              <w:t xml:space="preserve">0.630</w:t>
             </w:r>
           </w:p>
         </w:tc>
@@ -14250,7 +14250,7 @@
                 <w:szCs w:val="22"/>
                 <w:color w:val="000000"/>
               </w:rPr>
-              <w:t xml:space="preserve">0.085</w:t>
+              <w:t xml:space="preserve">0.086</w:t>
             </w:r>
           </w:p>
         </w:tc>
@@ -14680,60 +14680,60 @@
                 <w:szCs w:val="22"/>
                 <w:color w:val="000000"/>
               </w:rPr>
-              <w:t xml:space="preserve">0.86, 3.68</w:t>
-            </w:r>
-          </w:p>
-        </w:tc>
-        <w:tc>
-          <w:tcPr>
-            <w:tcBorders>
-              <w:bottom w:val="none" w:sz="0" w:space="0" w:color="000000"/>
-              <w:top w:val="none" w:sz="0" w:space="0" w:color="000000"/>
-              <w:left w:val="none" w:sz="0" w:space="0" w:color="000000"/>
-              <w:right w:val="none" w:sz="0" w:space="0" w:color="000000"/>
-            </w:tcBorders>
-            <w:shd w:val="clear" w:color="auto" w:fill="FFFFFF"/>
-            <w:tcMar>
-              <w:top w:w="0" w:type="dxa"/>
-              <w:bottom w:w="0" w:type="dxa"/>
-              <w:left w:w="0" w:type="dxa"/>
-              <w:right w:w="0" w:type="dxa"/>
-            </w:tcMar>
-            <w:vAlign w:val="top"/>
-          </w:tcPr>
-          <w:p>
-            <w:pPr>
-              <w:pStyle w:val="Normal"/>
-              <w:jc w:val="center"/>
-              <w:pBdr>
-                <w:bottom w:val="none" w:sz="0" w:space="0" w:color="000000"/>
-                <w:top w:val="none" w:sz="0" w:space="0" w:color="000000"/>
-                <w:left w:val="none" w:sz="0" w:space="0" w:color="000000"/>
-                <w:right w:val="none" w:sz="0" w:space="0" w:color="000000"/>
-              </w:pBdr>
-              <w:spacing w:after="100" w:before="100" w:line="240"/>
-              <w:ind w:left="100" w:right="100" w:firstLine="0" w:firstLineChars="0"/>
-              <w:rPr>
-                <w:rFonts w:ascii="Helvetica" w:hAnsi="Helvetica" w:eastAsia="Helvetica" w:cs="Helvetica"/>
-                <w:i w:val="false"/>
-                <w:b w:val="false"/>
-                <w:u w:val="none"/>
-                <w:sz w:val="22"/>
-                <w:szCs w:val="22"/>
-                <w:color w:val="000000"/>
-              </w:rPr>
-            </w:pPr>
-            <w:r>
-              <w:rPr>
-                <w:rFonts w:ascii="Helvetica" w:hAnsi="Helvetica" w:eastAsia="Helvetica" w:cs="Helvetica"/>
-                <w:i w:val="false"/>
-                <w:b w:val="false"/>
-                <w:u w:val="none"/>
-                <w:sz w:val="22"/>
-                <w:szCs w:val="22"/>
-                <w:color w:val="000000"/>
-              </w:rPr>
-              <w:t xml:space="preserve">0.120</w:t>
+              <w:t xml:space="preserve">0.85, 3.67</w:t>
+            </w:r>
+          </w:p>
+        </w:tc>
+        <w:tc>
+          <w:tcPr>
+            <w:tcBorders>
+              <w:bottom w:val="none" w:sz="0" w:space="0" w:color="000000"/>
+              <w:top w:val="none" w:sz="0" w:space="0" w:color="000000"/>
+              <w:left w:val="none" w:sz="0" w:space="0" w:color="000000"/>
+              <w:right w:val="none" w:sz="0" w:space="0" w:color="000000"/>
+            </w:tcBorders>
+            <w:shd w:val="clear" w:color="auto" w:fill="FFFFFF"/>
+            <w:tcMar>
+              <w:top w:w="0" w:type="dxa"/>
+              <w:bottom w:w="0" w:type="dxa"/>
+              <w:left w:w="0" w:type="dxa"/>
+              <w:right w:w="0" w:type="dxa"/>
+            </w:tcMar>
+            <w:vAlign w:val="top"/>
+          </w:tcPr>
+          <w:p>
+            <w:pPr>
+              <w:pStyle w:val="Normal"/>
+              <w:jc w:val="center"/>
+              <w:pBdr>
+                <w:bottom w:val="none" w:sz="0" w:space="0" w:color="000000"/>
+                <w:top w:val="none" w:sz="0" w:space="0" w:color="000000"/>
+                <w:left w:val="none" w:sz="0" w:space="0" w:color="000000"/>
+                <w:right w:val="none" w:sz="0" w:space="0" w:color="000000"/>
+              </w:pBdr>
+              <w:spacing w:after="100" w:before="100" w:line="240"/>
+              <w:ind w:left="100" w:right="100" w:firstLine="0" w:firstLineChars="0"/>
+              <w:rPr>
+                <w:rFonts w:ascii="Helvetica" w:hAnsi="Helvetica" w:eastAsia="Helvetica" w:cs="Helvetica"/>
+                <w:i w:val="false"/>
+                <w:b w:val="false"/>
+                <w:u w:val="none"/>
+                <w:sz w:val="22"/>
+                <w:szCs w:val="22"/>
+                <w:color w:val="000000"/>
+              </w:rPr>
+            </w:pPr>
+            <w:r>
+              <w:rPr>
+                <w:rFonts w:ascii="Helvetica" w:hAnsi="Helvetica" w:eastAsia="Helvetica" w:cs="Helvetica"/>
+                <w:i w:val="false"/>
+                <w:b w:val="false"/>
+                <w:u w:val="none"/>
+                <w:sz w:val="22"/>
+                <w:szCs w:val="22"/>
+                <w:color w:val="000000"/>
+              </w:rPr>
+              <w:t xml:space="preserve">0.130</w:t>
             </w:r>
           </w:p>
         </w:tc>
@@ -15216,7 +15216,7 @@
                 <w:szCs w:val="22"/>
                 <w:color w:val="000000"/>
               </w:rPr>
-              <w:t xml:space="preserve">0.079</w:t>
+              <w:t xml:space="preserve">0.077</w:t>
             </w:r>
           </w:p>
         </w:tc>
@@ -15699,7 +15699,7 @@
                 <w:szCs w:val="22"/>
                 <w:color w:val="000000"/>
               </w:rPr>
-              <w:t xml:space="preserve">0.840</w:t>
+              <w:t xml:space="preserve">0.870</w:t>
             </w:r>
           </w:p>
         </w:tc>
@@ -16076,7 +16076,7 @@
                 <w:szCs w:val="22"/>
                 <w:color w:val="000000"/>
               </w:rPr>
-              <w:t xml:space="preserve">1.61</w:t>
+              <w:t xml:space="preserve">1.60</w:t>
             </w:r>
           </w:p>
         </w:tc>
@@ -16183,489 +16183,6 @@
                 <w:color w:val="000000"/>
               </w:rPr>
               <w:t xml:space="preserve">0.017</w:t>
-            </w:r>
-          </w:p>
-        </w:tc>
-      </w:tr>
-      <w:tr>
-        <w:trPr>
-          <w:trHeight w:val="598" w:hRule="auto"/>
-        </w:trPr>
-        body33
-        <w:tc>
-          <w:tcPr>
-            <w:tcBorders>
-              <w:bottom w:val="none" w:sz="0" w:space="0" w:color="000000"/>
-              <w:top w:val="none" w:sz="0" w:space="0" w:color="000000"/>
-              <w:left w:val="none" w:sz="0" w:space="0" w:color="000000"/>
-              <w:right w:val="none" w:sz="0" w:space="0" w:color="000000"/>
-            </w:tcBorders>
-            <w:shd w:val="clear" w:color="auto" w:fill="FFFFFF"/>
-            <w:tcMar>
-              <w:top w:w="0" w:type="dxa"/>
-              <w:bottom w:w="0" w:type="dxa"/>
-              <w:left w:w="0" w:type="dxa"/>
-              <w:right w:w="0" w:type="dxa"/>
-            </w:tcMar>
-            <w:vAlign w:val="top"/>
-          </w:tcPr>
-          <w:p>
-            <w:pPr>
-              <w:pStyle w:val="Normal"/>
-              <w:jc w:val="left"/>
-              <w:pBdr>
-                <w:bottom w:val="none" w:sz="0" w:space="0" w:color="000000"/>
-                <w:top w:val="none" w:sz="0" w:space="0" w:color="000000"/>
-                <w:left w:val="none" w:sz="0" w:space="0" w:color="000000"/>
-                <w:right w:val="none" w:sz="0" w:space="0" w:color="000000"/>
-              </w:pBdr>
-              <w:spacing w:after="100" w:before="100" w:line="240"/>
-              <w:ind w:left="100" w:right="100" w:firstLine="0" w:firstLineChars="0"/>
-              <w:rPr>
-                <w:rFonts w:ascii="Helvetica" w:hAnsi="Helvetica" w:eastAsia="Helvetica" w:cs="Helvetica"/>
-                <w:i w:val="false"/>
-                <w:b w:val="false"/>
-                <w:u w:val="none"/>
-                <w:sz w:val="22"/>
-                <w:szCs w:val="22"/>
-                <w:color w:val="000000"/>
-              </w:rPr>
-            </w:pPr>
-            <w:r>
-              <w:rPr>
-                <w:rFonts w:ascii="Helvetica" w:hAnsi="Helvetica" w:eastAsia="Helvetica" w:cs="Helvetica"/>
-                <w:i w:val="false"/>
-                <w:b w:val="false"/>
-                <w:u w:val="none"/>
-                <w:sz w:val="22"/>
-                <w:szCs w:val="22"/>
-                <w:color w:val="000000"/>
-              </w:rPr>
-              <w:t xml:space="preserve">steroids</w:t>
-            </w:r>
-          </w:p>
-        </w:tc>
-        <w:tc>
-          <w:tcPr>
-            <w:tcBorders>
-              <w:bottom w:val="none" w:sz="0" w:space="0" w:color="000000"/>
-              <w:top w:val="none" w:sz="0" w:space="0" w:color="000000"/>
-              <w:left w:val="none" w:sz="0" w:space="0" w:color="000000"/>
-              <w:right w:val="none" w:sz="0" w:space="0" w:color="000000"/>
-            </w:tcBorders>
-            <w:shd w:val="clear" w:color="auto" w:fill="FFFFFF"/>
-            <w:tcMar>
-              <w:top w:w="0" w:type="dxa"/>
-              <w:bottom w:w="0" w:type="dxa"/>
-              <w:left w:w="0" w:type="dxa"/>
-              <w:right w:w="0" w:type="dxa"/>
-            </w:tcMar>
-            <w:vAlign w:val="top"/>
-          </w:tcPr>
-          <w:p>
-            <w:pPr>
-              <w:pStyle w:val="Normal"/>
-              <w:jc w:val="center"/>
-              <w:pBdr>
-                <w:bottom w:val="none" w:sz="0" w:space="0" w:color="000000"/>
-                <w:top w:val="none" w:sz="0" w:space="0" w:color="000000"/>
-                <w:left w:val="none" w:sz="0" w:space="0" w:color="000000"/>
-                <w:right w:val="none" w:sz="0" w:space="0" w:color="000000"/>
-              </w:pBdr>
-              <w:spacing w:after="100" w:before="100" w:line="240"/>
-              <w:ind w:left="100" w:right="100" w:firstLine="0" w:firstLineChars="0"/>
-              <w:rPr>
-                <w:rFonts w:ascii="Helvetica" w:hAnsi="Helvetica" w:eastAsia="Helvetica" w:cs="Helvetica"/>
-                <w:i w:val="false"/>
-                <w:b w:val="false"/>
-                <w:u w:val="none"/>
-                <w:sz w:val="22"/>
-                <w:szCs w:val="22"/>
-                <w:color w:val="000000"/>
-              </w:rPr>
-            </w:pPr>
-            <w:r>
-              <w:rPr>
-                <w:rFonts w:ascii="Helvetica" w:hAnsi="Helvetica" w:eastAsia="Helvetica" w:cs="Helvetica"/>
-                <w:i w:val="false"/>
-                <w:b w:val="false"/>
-                <w:u w:val="none"/>
-                <w:sz w:val="22"/>
-                <w:szCs w:val="22"/>
-                <w:color w:val="000000"/>
-              </w:rPr>
-              <w:t xml:space="preserve">673</w:t>
-            </w:r>
-          </w:p>
-        </w:tc>
-        <w:tc>
-          <w:tcPr>
-            <w:tcBorders>
-              <w:bottom w:val="none" w:sz="0" w:space="0" w:color="000000"/>
-              <w:top w:val="none" w:sz="0" w:space="0" w:color="000000"/>
-              <w:left w:val="none" w:sz="0" w:space="0" w:color="000000"/>
-              <w:right w:val="none" w:sz="0" w:space="0" w:color="000000"/>
-            </w:tcBorders>
-            <w:shd w:val="clear" w:color="auto" w:fill="FFFFFF"/>
-            <w:tcMar>
-              <w:top w:w="0" w:type="dxa"/>
-              <w:bottom w:w="0" w:type="dxa"/>
-              <w:left w:w="0" w:type="dxa"/>
-              <w:right w:w="0" w:type="dxa"/>
-            </w:tcMar>
-            <w:vAlign w:val="top"/>
-          </w:tcPr>
-          <w:p>
-            <w:pPr>
-              <w:pStyle w:val="Normal"/>
-              <w:jc w:val="center"/>
-              <w:pBdr>
-                <w:bottom w:val="none" w:sz="0" w:space="0" w:color="000000"/>
-                <w:top w:val="none" w:sz="0" w:space="0" w:color="000000"/>
-                <w:left w:val="none" w:sz="0" w:space="0" w:color="000000"/>
-                <w:right w:val="none" w:sz="0" w:space="0" w:color="000000"/>
-              </w:pBdr>
-              <w:spacing w:after="100" w:before="100" w:line="240"/>
-              <w:ind w:left="100" w:right="100" w:firstLine="0" w:firstLineChars="0"/>
-              <w:rPr>
-                <w:rFonts w:ascii="Helvetica" w:hAnsi="Helvetica" w:eastAsia="Helvetica" w:cs="Helvetica"/>
-                <w:i w:val="false"/>
-                <w:b w:val="false"/>
-                <w:u w:val="none"/>
-                <w:sz w:val="22"/>
-                <w:szCs w:val="22"/>
-                <w:color w:val="000000"/>
-              </w:rPr>
-            </w:pPr>
-            <w:r>
-              <w:rPr>
-                <w:rFonts w:ascii="Helvetica" w:hAnsi="Helvetica" w:eastAsia="Helvetica" w:cs="Helvetica"/>
-                <w:i w:val="false"/>
-                <w:b w:val="false"/>
-                <w:u w:val="none"/>
-                <w:sz w:val="22"/>
-                <w:szCs w:val="22"/>
-                <w:color w:val="000000"/>
-              </w:rPr>
-              <w:t xml:space="preserve">1.06</w:t>
-            </w:r>
-          </w:p>
-        </w:tc>
-        <w:tc>
-          <w:tcPr>
-            <w:tcBorders>
-              <w:bottom w:val="none" w:sz="0" w:space="0" w:color="000000"/>
-              <w:top w:val="none" w:sz="0" w:space="0" w:color="000000"/>
-              <w:left w:val="none" w:sz="0" w:space="0" w:color="000000"/>
-              <w:right w:val="none" w:sz="0" w:space="0" w:color="000000"/>
-            </w:tcBorders>
-            <w:shd w:val="clear" w:color="auto" w:fill="FFFFFF"/>
-            <w:tcMar>
-              <w:top w:w="0" w:type="dxa"/>
-              <w:bottom w:w="0" w:type="dxa"/>
-              <w:left w:w="0" w:type="dxa"/>
-              <w:right w:w="0" w:type="dxa"/>
-            </w:tcMar>
-            <w:vAlign w:val="top"/>
-          </w:tcPr>
-          <w:p>
-            <w:pPr>
-              <w:pStyle w:val="Normal"/>
-              <w:jc w:val="center"/>
-              <w:pBdr>
-                <w:bottom w:val="none" w:sz="0" w:space="0" w:color="000000"/>
-                <w:top w:val="none" w:sz="0" w:space="0" w:color="000000"/>
-                <w:left w:val="none" w:sz="0" w:space="0" w:color="000000"/>
-                <w:right w:val="none" w:sz="0" w:space="0" w:color="000000"/>
-              </w:pBdr>
-              <w:spacing w:after="100" w:before="100" w:line="240"/>
-              <w:ind w:left="100" w:right="100" w:firstLine="0" w:firstLineChars="0"/>
-              <w:rPr>
-                <w:rFonts w:ascii="Helvetica" w:hAnsi="Helvetica" w:eastAsia="Helvetica" w:cs="Helvetica"/>
-                <w:i w:val="false"/>
-                <w:b w:val="false"/>
-                <w:u w:val="none"/>
-                <w:sz w:val="22"/>
-                <w:szCs w:val="22"/>
-                <w:color w:val="000000"/>
-              </w:rPr>
-            </w:pPr>
-            <w:r>
-              <w:rPr>
-                <w:rFonts w:ascii="Helvetica" w:hAnsi="Helvetica" w:eastAsia="Helvetica" w:cs="Helvetica"/>
-                <w:i w:val="false"/>
-                <w:b w:val="false"/>
-                <w:u w:val="none"/>
-                <w:sz w:val="22"/>
-                <w:szCs w:val="22"/>
-                <w:color w:val="000000"/>
-              </w:rPr>
-              <w:t xml:space="preserve">0.34, 3.33</w:t>
-            </w:r>
-          </w:p>
-        </w:tc>
-        <w:tc>
-          <w:tcPr>
-            <w:tcBorders>
-              <w:bottom w:val="none" w:sz="0" w:space="0" w:color="000000"/>
-              <w:top w:val="none" w:sz="0" w:space="0" w:color="000000"/>
-              <w:left w:val="none" w:sz="0" w:space="0" w:color="000000"/>
-              <w:right w:val="none" w:sz="0" w:space="0" w:color="000000"/>
-            </w:tcBorders>
-            <w:shd w:val="clear" w:color="auto" w:fill="FFFFFF"/>
-            <w:tcMar>
-              <w:top w:w="0" w:type="dxa"/>
-              <w:bottom w:w="0" w:type="dxa"/>
-              <w:left w:w="0" w:type="dxa"/>
-              <w:right w:w="0" w:type="dxa"/>
-            </w:tcMar>
-            <w:vAlign w:val="top"/>
-          </w:tcPr>
-          <w:p>
-            <w:pPr>
-              <w:pStyle w:val="Normal"/>
-              <w:jc w:val="center"/>
-              <w:pBdr>
-                <w:bottom w:val="none" w:sz="0" w:space="0" w:color="000000"/>
-                <w:top w:val="none" w:sz="0" w:space="0" w:color="000000"/>
-                <w:left w:val="none" w:sz="0" w:space="0" w:color="000000"/>
-                <w:right w:val="none" w:sz="0" w:space="0" w:color="000000"/>
-              </w:pBdr>
-              <w:spacing w:after="100" w:before="100" w:line="240"/>
-              <w:ind w:left="100" w:right="100" w:firstLine="0" w:firstLineChars="0"/>
-              <w:rPr>
-                <w:rFonts w:ascii="Helvetica" w:hAnsi="Helvetica" w:eastAsia="Helvetica" w:cs="Helvetica"/>
-                <w:i w:val="false"/>
-                <w:b w:val="false"/>
-                <w:u w:val="none"/>
-                <w:sz w:val="22"/>
-                <w:szCs w:val="22"/>
-                <w:color w:val="000000"/>
-              </w:rPr>
-            </w:pPr>
-            <w:r>
-              <w:rPr>
-                <w:rFonts w:ascii="Helvetica" w:hAnsi="Helvetica" w:eastAsia="Helvetica" w:cs="Helvetica"/>
-                <w:i w:val="false"/>
-                <w:b w:val="false"/>
-                <w:u w:val="none"/>
-                <w:sz w:val="22"/>
-                <w:szCs w:val="22"/>
-                <w:color w:val="000000"/>
-              </w:rPr>
-              <w:t xml:space="preserve">0.910</w:t>
-            </w:r>
-          </w:p>
-        </w:tc>
-        <w:tc>
-          <w:tcPr>
-            <w:tcBorders>
-              <w:bottom w:val="none" w:sz="0" w:space="0" w:color="000000"/>
-              <w:top w:val="none" w:sz="0" w:space="0" w:color="000000"/>
-              <w:left w:val="none" w:sz="0" w:space="0" w:color="000000"/>
-              <w:right w:val="none" w:sz="0" w:space="0" w:color="000000"/>
-            </w:tcBorders>
-            <w:shd w:val="clear" w:color="auto" w:fill="FFFFFF"/>
-            <w:tcMar>
-              <w:top w:w="0" w:type="dxa"/>
-              <w:bottom w:w="0" w:type="dxa"/>
-              <w:left w:w="0" w:type="dxa"/>
-              <w:right w:w="0" w:type="dxa"/>
-            </w:tcMar>
-            <w:vAlign w:val="top"/>
-          </w:tcPr>
-          <w:p>
-            <w:pPr>
-              <w:pStyle w:val="Normal"/>
-              <w:jc w:val="center"/>
-              <w:pBdr>
-                <w:bottom w:val="none" w:sz="0" w:space="0" w:color="000000"/>
-                <w:top w:val="none" w:sz="0" w:space="0" w:color="000000"/>
-                <w:left w:val="none" w:sz="0" w:space="0" w:color="000000"/>
-                <w:right w:val="none" w:sz="0" w:space="0" w:color="000000"/>
-              </w:pBdr>
-              <w:spacing w:after="100" w:before="100" w:line="240"/>
-              <w:ind w:left="100" w:right="100" w:firstLine="0" w:firstLineChars="0"/>
-              <w:rPr>
-                <w:rFonts w:ascii="Helvetica" w:hAnsi="Helvetica" w:eastAsia="Helvetica" w:cs="Helvetica"/>
-                <w:i w:val="false"/>
-                <w:b w:val="false"/>
-                <w:u w:val="none"/>
-                <w:sz w:val="22"/>
-                <w:szCs w:val="22"/>
-                <w:color w:val="000000"/>
-              </w:rPr>
-            </w:pPr>
-            <w:r>
-              <w:rPr>
-                <w:rFonts w:ascii="Helvetica" w:hAnsi="Helvetica" w:eastAsia="Helvetica" w:cs="Helvetica"/>
-                <w:i w:val="false"/>
-                <w:b w:val="false"/>
-                <w:u w:val="none"/>
-                <w:sz w:val="22"/>
-                <w:szCs w:val="22"/>
-                <w:color w:val="000000"/>
-              </w:rPr>
-              <w:t xml:space="preserve">673</w:t>
-            </w:r>
-          </w:p>
-        </w:tc>
-        <w:tc>
-          <w:tcPr>
-            <w:tcBorders>
-              <w:bottom w:val="none" w:sz="0" w:space="0" w:color="000000"/>
-              <w:top w:val="none" w:sz="0" w:space="0" w:color="000000"/>
-              <w:left w:val="none" w:sz="0" w:space="0" w:color="000000"/>
-              <w:right w:val="none" w:sz="0" w:space="0" w:color="000000"/>
-            </w:tcBorders>
-            <w:shd w:val="clear" w:color="auto" w:fill="FFFFFF"/>
-            <w:tcMar>
-              <w:top w:w="0" w:type="dxa"/>
-              <w:bottom w:w="0" w:type="dxa"/>
-              <w:left w:w="0" w:type="dxa"/>
-              <w:right w:w="0" w:type="dxa"/>
-            </w:tcMar>
-            <w:vAlign w:val="top"/>
-          </w:tcPr>
-          <w:p>
-            <w:pPr>
-              <w:pStyle w:val="Normal"/>
-              <w:jc w:val="center"/>
-              <w:pBdr>
-                <w:bottom w:val="none" w:sz="0" w:space="0" w:color="000000"/>
-                <w:top w:val="none" w:sz="0" w:space="0" w:color="000000"/>
-                <w:left w:val="none" w:sz="0" w:space="0" w:color="000000"/>
-                <w:right w:val="none" w:sz="0" w:space="0" w:color="000000"/>
-              </w:pBdr>
-              <w:spacing w:after="100" w:before="100" w:line="240"/>
-              <w:ind w:left="100" w:right="100" w:firstLine="0" w:firstLineChars="0"/>
-              <w:rPr>
-                <w:rFonts w:ascii="Helvetica" w:hAnsi="Helvetica" w:eastAsia="Helvetica" w:cs="Helvetica"/>
-                <w:i w:val="false"/>
-                <w:b w:val="false"/>
-                <w:u w:val="none"/>
-                <w:sz w:val="22"/>
-                <w:szCs w:val="22"/>
-                <w:color w:val="000000"/>
-              </w:rPr>
-            </w:pPr>
-            <w:r>
-              <w:rPr>
-                <w:rFonts w:ascii="Helvetica" w:hAnsi="Helvetica" w:eastAsia="Helvetica" w:cs="Helvetica"/>
-                <w:i w:val="false"/>
-                <w:b w:val="false"/>
-                <w:u w:val="none"/>
-                <w:sz w:val="22"/>
-                <w:szCs w:val="22"/>
-                <w:color w:val="000000"/>
-              </w:rPr>
-              <w:t xml:space="preserve">1.26</w:t>
-            </w:r>
-          </w:p>
-        </w:tc>
-        <w:tc>
-          <w:tcPr>
-            <w:tcBorders>
-              <w:bottom w:val="none" w:sz="0" w:space="0" w:color="000000"/>
-              <w:top w:val="none" w:sz="0" w:space="0" w:color="000000"/>
-              <w:left w:val="none" w:sz="0" w:space="0" w:color="000000"/>
-              <w:right w:val="none" w:sz="0" w:space="0" w:color="000000"/>
-            </w:tcBorders>
-            <w:shd w:val="clear" w:color="auto" w:fill="FFFFFF"/>
-            <w:tcMar>
-              <w:top w:w="0" w:type="dxa"/>
-              <w:bottom w:w="0" w:type="dxa"/>
-              <w:left w:w="0" w:type="dxa"/>
-              <w:right w:w="0" w:type="dxa"/>
-            </w:tcMar>
-            <w:vAlign w:val="top"/>
-          </w:tcPr>
-          <w:p>
-            <w:pPr>
-              <w:pStyle w:val="Normal"/>
-              <w:jc w:val="center"/>
-              <w:pBdr>
-                <w:bottom w:val="none" w:sz="0" w:space="0" w:color="000000"/>
-                <w:top w:val="none" w:sz="0" w:space="0" w:color="000000"/>
-                <w:left w:val="none" w:sz="0" w:space="0" w:color="000000"/>
-                <w:right w:val="none" w:sz="0" w:space="0" w:color="000000"/>
-              </w:pBdr>
-              <w:spacing w:after="100" w:before="100" w:line="240"/>
-              <w:ind w:left="100" w:right="100" w:firstLine="0" w:firstLineChars="0"/>
-              <w:rPr>
-                <w:rFonts w:ascii="Helvetica" w:hAnsi="Helvetica" w:eastAsia="Helvetica" w:cs="Helvetica"/>
-                <w:i w:val="false"/>
-                <w:b w:val="false"/>
-                <w:u w:val="none"/>
-                <w:sz w:val="22"/>
-                <w:szCs w:val="22"/>
-                <w:color w:val="000000"/>
-              </w:rPr>
-            </w:pPr>
-            <w:r>
-              <w:rPr>
-                <w:rFonts w:ascii="Helvetica" w:hAnsi="Helvetica" w:eastAsia="Helvetica" w:cs="Helvetica"/>
-                <w:i w:val="false"/>
-                <w:b w:val="false"/>
-                <w:u w:val="none"/>
-                <w:sz w:val="22"/>
-                <w:szCs w:val="22"/>
-                <w:color w:val="000000"/>
-              </w:rPr>
-              <w:t xml:space="preserve">0.42, 3.81</w:t>
-            </w:r>
-          </w:p>
-        </w:tc>
-        <w:tc>
-          <w:tcPr>
-            <w:tcBorders>
-              <w:bottom w:val="none" w:sz="0" w:space="0" w:color="000000"/>
-              <w:top w:val="none" w:sz="0" w:space="0" w:color="000000"/>
-              <w:left w:val="none" w:sz="0" w:space="0" w:color="000000"/>
-              <w:right w:val="none" w:sz="0" w:space="0" w:color="000000"/>
-            </w:tcBorders>
-            <w:shd w:val="clear" w:color="auto" w:fill="FFFFFF"/>
-            <w:tcMar>
-              <w:top w:w="0" w:type="dxa"/>
-              <w:bottom w:w="0" w:type="dxa"/>
-              <w:left w:w="0" w:type="dxa"/>
-              <w:right w:w="0" w:type="dxa"/>
-            </w:tcMar>
-            <w:vAlign w:val="top"/>
-          </w:tcPr>
-          <w:p>
-            <w:pPr>
-              <w:pStyle w:val="Normal"/>
-              <w:jc w:val="center"/>
-              <w:pBdr>
-                <w:bottom w:val="none" w:sz="0" w:space="0" w:color="000000"/>
-                <w:top w:val="none" w:sz="0" w:space="0" w:color="000000"/>
-                <w:left w:val="none" w:sz="0" w:space="0" w:color="000000"/>
-                <w:right w:val="none" w:sz="0" w:space="0" w:color="000000"/>
-              </w:pBdr>
-              <w:spacing w:after="100" w:before="100" w:line="240"/>
-              <w:ind w:left="100" w:right="100" w:firstLine="0" w:firstLineChars="0"/>
-              <w:rPr>
-                <w:rFonts w:ascii="Helvetica" w:hAnsi="Helvetica" w:eastAsia="Helvetica" w:cs="Helvetica"/>
-                <w:i w:val="false"/>
-                <w:b w:val="false"/>
-                <w:u w:val="none"/>
-                <w:sz w:val="22"/>
-                <w:szCs w:val="22"/>
-                <w:color w:val="000000"/>
-              </w:rPr>
-            </w:pPr>
-            <w:r>
-              <w:rPr>
-                <w:rFonts w:ascii="Helvetica" w:hAnsi="Helvetica" w:eastAsia="Helvetica" w:cs="Helvetica"/>
-                <w:i w:val="false"/>
-                <w:b w:val="false"/>
-                <w:u w:val="none"/>
-                <w:sz w:val="22"/>
-                <w:szCs w:val="22"/>
-                <w:color w:val="000000"/>
-              </w:rPr>
-              <w:t xml:space="preserve">0.680</w:t>
             </w:r>
           </w:p>
         </w:tc>
@@ -16674,7 +16191,7 @@
         <w:trPr>
           <w:trHeight w:val="616" w:hRule="auto"/>
         </w:trPr>
-        body34
+        body33
         <w:tc>
           <w:tcPr>
             <w:tcBorders>
@@ -17148,7 +16665,7 @@
                 <w:szCs w:val="22"/>
                 <w:color w:val="000000"/>
               </w:rPr>
-              <w:t xml:space="preserve">0.550</w:t>
+              <w:t xml:space="preserve">0.540</w:t>
             </w:r>
           </w:p>
         </w:tc>
@@ -17157,7 +16674,7 @@
         <w:trPr>
           <w:trHeight w:val="619" w:hRule="auto"/>
         </w:trPr>
-        body35
+        body34
         <w:tc>
           <w:tcPr>
             <w:tcBorders>
@@ -17631,7 +17148,7 @@
                 <w:szCs w:val="22"/>
                 <w:color w:val="000000"/>
               </w:rPr>
-              <w:t xml:space="preserve">0.063</w:t>
+              <w:t xml:space="preserve">0.062</w:t>
             </w:r>
           </w:p>
         </w:tc>

--- a/docs/tables/entire/sec6_aki.docx
+++ b/docs/tables/entire/sec6_aki.docx
@@ -1103,7 +1103,7 @@
                 <w:szCs w:val="22"/>
                 <w:color w:val="000000"/>
               </w:rPr>
-              <w:t xml:space="preserve">1.04</w:t>
+              <w:t xml:space="preserve">1.12</w:t>
             </w:r>
           </w:p>
         </w:tc>
@@ -1156,7 +1156,7 @@
                 <w:szCs w:val="22"/>
                 <w:color w:val="000000"/>
               </w:rPr>
-              <w:t xml:space="preserve">0.91, 1.20</w:t>
+              <w:t xml:space="preserve">0.99, 1.26</w:t>
             </w:r>
           </w:p>
         </w:tc>
@@ -1209,7 +1209,7 @@
                 <w:szCs w:val="22"/>
                 <w:color w:val="000000"/>
               </w:rPr>
-              <w:t xml:space="preserve">0.570</w:t>
+              <w:t xml:space="preserve">0.071</w:t>
             </w:r>
           </w:p>
         </w:tc>
@@ -1692,7 +1692,7 @@
                 <w:szCs w:val="22"/>
                 <w:color w:val="000000"/>
               </w:rPr>
-              <w:t xml:space="preserve">0.240</w:t>
+              <w:t xml:space="preserve">0.200</w:t>
             </w:r>
           </w:p>
         </w:tc>
@@ -3035,60 +3035,60 @@
                 <w:szCs w:val="22"/>
                 <w:color w:val="000000"/>
               </w:rPr>
-              <w:t xml:space="preserve">2.93</w:t>
-            </w:r>
-          </w:p>
-        </w:tc>
-        <w:tc>
-          <w:tcPr>
-            <w:tcBorders>
-              <w:bottom w:val="none" w:sz="0" w:space="0" w:color="000000"/>
-              <w:top w:val="none" w:sz="0" w:space="0" w:color="000000"/>
-              <w:left w:val="none" w:sz="0" w:space="0" w:color="000000"/>
-              <w:right w:val="none" w:sz="0" w:space="0" w:color="000000"/>
-            </w:tcBorders>
-            <w:shd w:val="clear" w:color="auto" w:fill="FFFFFF"/>
-            <w:tcMar>
-              <w:top w:w="0" w:type="dxa"/>
-              <w:bottom w:w="0" w:type="dxa"/>
-              <w:left w:w="0" w:type="dxa"/>
-              <w:right w:w="0" w:type="dxa"/>
-            </w:tcMar>
-            <w:vAlign w:val="top"/>
-          </w:tcPr>
-          <w:p>
-            <w:pPr>
-              <w:pStyle w:val="Normal"/>
-              <w:jc w:val="center"/>
-              <w:pBdr>
-                <w:bottom w:val="none" w:sz="0" w:space="0" w:color="000000"/>
-                <w:top w:val="none" w:sz="0" w:space="0" w:color="000000"/>
-                <w:left w:val="none" w:sz="0" w:space="0" w:color="000000"/>
-                <w:right w:val="none" w:sz="0" w:space="0" w:color="000000"/>
-              </w:pBdr>
-              <w:spacing w:after="100" w:before="100" w:line="240"/>
-              <w:ind w:left="100" w:right="100" w:firstLine="0" w:firstLineChars="0"/>
-              <w:rPr>
-                <w:rFonts w:ascii="Helvetica" w:hAnsi="Helvetica" w:eastAsia="Helvetica" w:cs="Helvetica"/>
-                <w:i w:val="false"/>
-                <w:b w:val="false"/>
-                <w:u w:val="none"/>
-                <w:sz w:val="22"/>
-                <w:szCs w:val="22"/>
-                <w:color w:val="000000"/>
-              </w:rPr>
-            </w:pPr>
-            <w:r>
-              <w:rPr>
-                <w:rFonts w:ascii="Helvetica" w:hAnsi="Helvetica" w:eastAsia="Helvetica" w:cs="Helvetica"/>
-                <w:i w:val="false"/>
-                <w:b w:val="false"/>
-                <w:u w:val="none"/>
-                <w:sz w:val="22"/>
-                <w:szCs w:val="22"/>
-                <w:color w:val="000000"/>
-              </w:rPr>
-              <w:t xml:space="preserve">1.67, 5.11</w:t>
+              <w:t xml:space="preserve">2.94</w:t>
+            </w:r>
+          </w:p>
+        </w:tc>
+        <w:tc>
+          <w:tcPr>
+            <w:tcBorders>
+              <w:bottom w:val="none" w:sz="0" w:space="0" w:color="000000"/>
+              <w:top w:val="none" w:sz="0" w:space="0" w:color="000000"/>
+              <w:left w:val="none" w:sz="0" w:space="0" w:color="000000"/>
+              <w:right w:val="none" w:sz="0" w:space="0" w:color="000000"/>
+            </w:tcBorders>
+            <w:shd w:val="clear" w:color="auto" w:fill="FFFFFF"/>
+            <w:tcMar>
+              <w:top w:w="0" w:type="dxa"/>
+              <w:bottom w:w="0" w:type="dxa"/>
+              <w:left w:w="0" w:type="dxa"/>
+              <w:right w:w="0" w:type="dxa"/>
+            </w:tcMar>
+            <w:vAlign w:val="top"/>
+          </w:tcPr>
+          <w:p>
+            <w:pPr>
+              <w:pStyle w:val="Normal"/>
+              <w:jc w:val="center"/>
+              <w:pBdr>
+                <w:bottom w:val="none" w:sz="0" w:space="0" w:color="000000"/>
+                <w:top w:val="none" w:sz="0" w:space="0" w:color="000000"/>
+                <w:left w:val="none" w:sz="0" w:space="0" w:color="000000"/>
+                <w:right w:val="none" w:sz="0" w:space="0" w:color="000000"/>
+              </w:pBdr>
+              <w:spacing w:after="100" w:before="100" w:line="240"/>
+              <w:ind w:left="100" w:right="100" w:firstLine="0" w:firstLineChars="0"/>
+              <w:rPr>
+                <w:rFonts w:ascii="Helvetica" w:hAnsi="Helvetica" w:eastAsia="Helvetica" w:cs="Helvetica"/>
+                <w:i w:val="false"/>
+                <w:b w:val="false"/>
+                <w:u w:val="none"/>
+                <w:sz w:val="22"/>
+                <w:szCs w:val="22"/>
+                <w:color w:val="000000"/>
+              </w:rPr>
+            </w:pPr>
+            <w:r>
+              <w:rPr>
+                <w:rFonts w:ascii="Helvetica" w:hAnsi="Helvetica" w:eastAsia="Helvetica" w:cs="Helvetica"/>
+                <w:i w:val="false"/>
+                <w:b w:val="false"/>
+                <w:u w:val="none"/>
+                <w:sz w:val="22"/>
+                <w:szCs w:val="22"/>
+                <w:color w:val="000000"/>
+              </w:rPr>
+              <w:t xml:space="preserve">1.68, 5.15</w:t>
             </w:r>
           </w:p>
         </w:tc>
@@ -3624,7 +3624,7 @@
                 <w:szCs w:val="22"/>
                 <w:color w:val="000000"/>
               </w:rPr>
-              <w:t xml:space="preserve">0.660</w:t>
+              <w:t xml:space="preserve">0.680</w:t>
             </w:r>
           </w:p>
         </w:tc>
@@ -5073,7 +5073,7 @@
                 <w:szCs w:val="22"/>
                 <w:color w:val="000000"/>
               </w:rPr>
-              <w:t xml:space="preserve">0.048</w:t>
+              <w:t xml:space="preserve">0.049</w:t>
             </w:r>
           </w:p>
         </w:tc>
@@ -6416,7 +6416,7 @@
                 <w:szCs w:val="22"/>
                 <w:color w:val="000000"/>
               </w:rPr>
-              <w:t xml:space="preserve">2.34</w:t>
+              <w:t xml:space="preserve">2.35</w:t>
             </w:r>
           </w:p>
         </w:tc>
@@ -6952,7 +6952,7 @@
                 <w:szCs w:val="22"/>
                 <w:color w:val="000000"/>
               </w:rPr>
-              <w:t xml:space="preserve">0.35, 1.75</w:t>
+              <w:t xml:space="preserve">0.35, 1.74</w:t>
             </w:r>
           </w:p>
         </w:tc>
@@ -7435,7 +7435,7 @@
                 <w:szCs w:val="22"/>
                 <w:color w:val="000000"/>
               </w:rPr>
-              <w:t xml:space="preserve">0.19, 1.30</w:t>
+              <w:t xml:space="preserve">0.19, 1.28</w:t>
             </w:r>
           </w:p>
         </w:tc>
@@ -7865,113 +7865,113 @@
                 <w:szCs w:val="22"/>
                 <w:color w:val="000000"/>
               </w:rPr>
-              <w:t xml:space="preserve">1.12</w:t>
-            </w:r>
-          </w:p>
-        </w:tc>
-        <w:tc>
-          <w:tcPr>
-            <w:tcBorders>
-              <w:bottom w:val="none" w:sz="0" w:space="0" w:color="000000"/>
-              <w:top w:val="none" w:sz="0" w:space="0" w:color="000000"/>
-              <w:left w:val="none" w:sz="0" w:space="0" w:color="000000"/>
-              <w:right w:val="none" w:sz="0" w:space="0" w:color="000000"/>
-            </w:tcBorders>
-            <w:shd w:val="clear" w:color="auto" w:fill="FFFFFF"/>
-            <w:tcMar>
-              <w:top w:w="0" w:type="dxa"/>
-              <w:bottom w:w="0" w:type="dxa"/>
-              <w:left w:w="0" w:type="dxa"/>
-              <w:right w:w="0" w:type="dxa"/>
-            </w:tcMar>
-            <w:vAlign w:val="top"/>
-          </w:tcPr>
-          <w:p>
-            <w:pPr>
-              <w:pStyle w:val="Normal"/>
-              <w:jc w:val="center"/>
-              <w:pBdr>
-                <w:bottom w:val="none" w:sz="0" w:space="0" w:color="000000"/>
-                <w:top w:val="none" w:sz="0" w:space="0" w:color="000000"/>
-                <w:left w:val="none" w:sz="0" w:space="0" w:color="000000"/>
-                <w:right w:val="none" w:sz="0" w:space="0" w:color="000000"/>
-              </w:pBdr>
-              <w:spacing w:after="100" w:before="100" w:line="240"/>
-              <w:ind w:left="100" w:right="100" w:firstLine="0" w:firstLineChars="0"/>
-              <w:rPr>
-                <w:rFonts w:ascii="Helvetica" w:hAnsi="Helvetica" w:eastAsia="Helvetica" w:cs="Helvetica"/>
-                <w:i w:val="false"/>
-                <w:b w:val="false"/>
-                <w:u w:val="none"/>
-                <w:sz w:val="22"/>
-                <w:szCs w:val="22"/>
-                <w:color w:val="000000"/>
-              </w:rPr>
-            </w:pPr>
-            <w:r>
-              <w:rPr>
-                <w:rFonts w:ascii="Helvetica" w:hAnsi="Helvetica" w:eastAsia="Helvetica" w:cs="Helvetica"/>
-                <w:i w:val="false"/>
-                <w:b w:val="false"/>
-                <w:u w:val="none"/>
-                <w:sz w:val="22"/>
-                <w:szCs w:val="22"/>
-                <w:color w:val="000000"/>
-              </w:rPr>
-              <w:t xml:space="preserve">0.49, 2.58</w:t>
-            </w:r>
-          </w:p>
-        </w:tc>
-        <w:tc>
-          <w:tcPr>
-            <w:tcBorders>
-              <w:bottom w:val="none" w:sz="0" w:space="0" w:color="000000"/>
-              <w:top w:val="none" w:sz="0" w:space="0" w:color="000000"/>
-              <w:left w:val="none" w:sz="0" w:space="0" w:color="000000"/>
-              <w:right w:val="none" w:sz="0" w:space="0" w:color="000000"/>
-            </w:tcBorders>
-            <w:shd w:val="clear" w:color="auto" w:fill="FFFFFF"/>
-            <w:tcMar>
-              <w:top w:w="0" w:type="dxa"/>
-              <w:bottom w:w="0" w:type="dxa"/>
-              <w:left w:w="0" w:type="dxa"/>
-              <w:right w:w="0" w:type="dxa"/>
-            </w:tcMar>
-            <w:vAlign w:val="top"/>
-          </w:tcPr>
-          <w:p>
-            <w:pPr>
-              <w:pStyle w:val="Normal"/>
-              <w:jc w:val="center"/>
-              <w:pBdr>
-                <w:bottom w:val="none" w:sz="0" w:space="0" w:color="000000"/>
-                <w:top w:val="none" w:sz="0" w:space="0" w:color="000000"/>
-                <w:left w:val="none" w:sz="0" w:space="0" w:color="000000"/>
-                <w:right w:val="none" w:sz="0" w:space="0" w:color="000000"/>
-              </w:pBdr>
-              <w:spacing w:after="100" w:before="100" w:line="240"/>
-              <w:ind w:left="100" w:right="100" w:firstLine="0" w:firstLineChars="0"/>
-              <w:rPr>
-                <w:rFonts w:ascii="Helvetica" w:hAnsi="Helvetica" w:eastAsia="Helvetica" w:cs="Helvetica"/>
-                <w:i w:val="false"/>
-                <w:b w:val="false"/>
-                <w:u w:val="none"/>
-                <w:sz w:val="22"/>
-                <w:szCs w:val="22"/>
-                <w:color w:val="000000"/>
-              </w:rPr>
-            </w:pPr>
-            <w:r>
-              <w:rPr>
-                <w:rFonts w:ascii="Helvetica" w:hAnsi="Helvetica" w:eastAsia="Helvetica" w:cs="Helvetica"/>
-                <w:i w:val="false"/>
-                <w:b w:val="false"/>
-                <w:u w:val="none"/>
-                <w:sz w:val="22"/>
-                <w:szCs w:val="22"/>
-                <w:color w:val="000000"/>
-              </w:rPr>
-              <w:t xml:space="preserve">0.790</w:t>
+              <w:t xml:space="preserve">1.11</w:t>
+            </w:r>
+          </w:p>
+        </w:tc>
+        <w:tc>
+          <w:tcPr>
+            <w:tcBorders>
+              <w:bottom w:val="none" w:sz="0" w:space="0" w:color="000000"/>
+              <w:top w:val="none" w:sz="0" w:space="0" w:color="000000"/>
+              <w:left w:val="none" w:sz="0" w:space="0" w:color="000000"/>
+              <w:right w:val="none" w:sz="0" w:space="0" w:color="000000"/>
+            </w:tcBorders>
+            <w:shd w:val="clear" w:color="auto" w:fill="FFFFFF"/>
+            <w:tcMar>
+              <w:top w:w="0" w:type="dxa"/>
+              <w:bottom w:w="0" w:type="dxa"/>
+              <w:left w:w="0" w:type="dxa"/>
+              <w:right w:w="0" w:type="dxa"/>
+            </w:tcMar>
+            <w:vAlign w:val="top"/>
+          </w:tcPr>
+          <w:p>
+            <w:pPr>
+              <w:pStyle w:val="Normal"/>
+              <w:jc w:val="center"/>
+              <w:pBdr>
+                <w:bottom w:val="none" w:sz="0" w:space="0" w:color="000000"/>
+                <w:top w:val="none" w:sz="0" w:space="0" w:color="000000"/>
+                <w:left w:val="none" w:sz="0" w:space="0" w:color="000000"/>
+                <w:right w:val="none" w:sz="0" w:space="0" w:color="000000"/>
+              </w:pBdr>
+              <w:spacing w:after="100" w:before="100" w:line="240"/>
+              <w:ind w:left="100" w:right="100" w:firstLine="0" w:firstLineChars="0"/>
+              <w:rPr>
+                <w:rFonts w:ascii="Helvetica" w:hAnsi="Helvetica" w:eastAsia="Helvetica" w:cs="Helvetica"/>
+                <w:i w:val="false"/>
+                <w:b w:val="false"/>
+                <w:u w:val="none"/>
+                <w:sz w:val="22"/>
+                <w:szCs w:val="22"/>
+                <w:color w:val="000000"/>
+              </w:rPr>
+            </w:pPr>
+            <w:r>
+              <w:rPr>
+                <w:rFonts w:ascii="Helvetica" w:hAnsi="Helvetica" w:eastAsia="Helvetica" w:cs="Helvetica"/>
+                <w:i w:val="false"/>
+                <w:b w:val="false"/>
+                <w:u w:val="none"/>
+                <w:sz w:val="22"/>
+                <w:szCs w:val="22"/>
+                <w:color w:val="000000"/>
+              </w:rPr>
+              <w:t xml:space="preserve">0.48, 2.56</w:t>
+            </w:r>
+          </w:p>
+        </w:tc>
+        <w:tc>
+          <w:tcPr>
+            <w:tcBorders>
+              <w:bottom w:val="none" w:sz="0" w:space="0" w:color="000000"/>
+              <w:top w:val="none" w:sz="0" w:space="0" w:color="000000"/>
+              <w:left w:val="none" w:sz="0" w:space="0" w:color="000000"/>
+              <w:right w:val="none" w:sz="0" w:space="0" w:color="000000"/>
+            </w:tcBorders>
+            <w:shd w:val="clear" w:color="auto" w:fill="FFFFFF"/>
+            <w:tcMar>
+              <w:top w:w="0" w:type="dxa"/>
+              <w:bottom w:w="0" w:type="dxa"/>
+              <w:left w:w="0" w:type="dxa"/>
+              <w:right w:w="0" w:type="dxa"/>
+            </w:tcMar>
+            <w:vAlign w:val="top"/>
+          </w:tcPr>
+          <w:p>
+            <w:pPr>
+              <w:pStyle w:val="Normal"/>
+              <w:jc w:val="center"/>
+              <w:pBdr>
+                <w:bottom w:val="none" w:sz="0" w:space="0" w:color="000000"/>
+                <w:top w:val="none" w:sz="0" w:space="0" w:color="000000"/>
+                <w:left w:val="none" w:sz="0" w:space="0" w:color="000000"/>
+                <w:right w:val="none" w:sz="0" w:space="0" w:color="000000"/>
+              </w:pBdr>
+              <w:spacing w:after="100" w:before="100" w:line="240"/>
+              <w:ind w:left="100" w:right="100" w:firstLine="0" w:firstLineChars="0"/>
+              <w:rPr>
+                <w:rFonts w:ascii="Helvetica" w:hAnsi="Helvetica" w:eastAsia="Helvetica" w:cs="Helvetica"/>
+                <w:i w:val="false"/>
+                <w:b w:val="false"/>
+                <w:u w:val="none"/>
+                <w:sz w:val="22"/>
+                <w:szCs w:val="22"/>
+                <w:color w:val="000000"/>
+              </w:rPr>
+            </w:pPr>
+            <w:r>
+              <w:rPr>
+                <w:rFonts w:ascii="Helvetica" w:hAnsi="Helvetica" w:eastAsia="Helvetica" w:cs="Helvetica"/>
+                <w:i w:val="false"/>
+                <w:b w:val="false"/>
+                <w:u w:val="none"/>
+                <w:sz w:val="22"/>
+                <w:szCs w:val="22"/>
+                <w:color w:val="000000"/>
+              </w:rPr>
+              <w:t xml:space="preserve">0.800</w:t>
             </w:r>
           </w:p>
         </w:tc>
@@ -8348,113 +8348,113 @@
                 <w:szCs w:val="22"/>
                 <w:color w:val="000000"/>
               </w:rPr>
-              <w:t xml:space="preserve">0.41</w:t>
-            </w:r>
-          </w:p>
-        </w:tc>
-        <w:tc>
-          <w:tcPr>
-            <w:tcBorders>
-              <w:bottom w:val="none" w:sz="0" w:space="0" w:color="000000"/>
-              <w:top w:val="none" w:sz="0" w:space="0" w:color="000000"/>
-              <w:left w:val="none" w:sz="0" w:space="0" w:color="000000"/>
-              <w:right w:val="none" w:sz="0" w:space="0" w:color="000000"/>
-            </w:tcBorders>
-            <w:shd w:val="clear" w:color="auto" w:fill="FFFFFF"/>
-            <w:tcMar>
-              <w:top w:w="0" w:type="dxa"/>
-              <w:bottom w:w="0" w:type="dxa"/>
-              <w:left w:w="0" w:type="dxa"/>
-              <w:right w:w="0" w:type="dxa"/>
-            </w:tcMar>
-            <w:vAlign w:val="top"/>
-          </w:tcPr>
-          <w:p>
-            <w:pPr>
-              <w:pStyle w:val="Normal"/>
-              <w:jc w:val="center"/>
-              <w:pBdr>
-                <w:bottom w:val="none" w:sz="0" w:space="0" w:color="000000"/>
-                <w:top w:val="none" w:sz="0" w:space="0" w:color="000000"/>
-                <w:left w:val="none" w:sz="0" w:space="0" w:color="000000"/>
-                <w:right w:val="none" w:sz="0" w:space="0" w:color="000000"/>
-              </w:pBdr>
-              <w:spacing w:after="100" w:before="100" w:line="240"/>
-              <w:ind w:left="100" w:right="100" w:firstLine="0" w:firstLineChars="0"/>
-              <w:rPr>
-                <w:rFonts w:ascii="Helvetica" w:hAnsi="Helvetica" w:eastAsia="Helvetica" w:cs="Helvetica"/>
-                <w:i w:val="false"/>
-                <w:b w:val="false"/>
-                <w:u w:val="none"/>
-                <w:sz w:val="22"/>
-                <w:szCs w:val="22"/>
-                <w:color w:val="000000"/>
-              </w:rPr>
-            </w:pPr>
-            <w:r>
-              <w:rPr>
-                <w:rFonts w:ascii="Helvetica" w:hAnsi="Helvetica" w:eastAsia="Helvetica" w:cs="Helvetica"/>
-                <w:i w:val="false"/>
-                <w:b w:val="false"/>
-                <w:u w:val="none"/>
-                <w:sz w:val="22"/>
-                <w:szCs w:val="22"/>
-                <w:color w:val="000000"/>
-              </w:rPr>
-              <w:t xml:space="preserve">0.18, 0.91</w:t>
-            </w:r>
-          </w:p>
-        </w:tc>
-        <w:tc>
-          <w:tcPr>
-            <w:tcBorders>
-              <w:bottom w:val="none" w:sz="0" w:space="0" w:color="000000"/>
-              <w:top w:val="none" w:sz="0" w:space="0" w:color="000000"/>
-              <w:left w:val="none" w:sz="0" w:space="0" w:color="000000"/>
-              <w:right w:val="none" w:sz="0" w:space="0" w:color="000000"/>
-            </w:tcBorders>
-            <w:shd w:val="clear" w:color="auto" w:fill="FFFFFF"/>
-            <w:tcMar>
-              <w:top w:w="0" w:type="dxa"/>
-              <w:bottom w:w="0" w:type="dxa"/>
-              <w:left w:w="0" w:type="dxa"/>
-              <w:right w:w="0" w:type="dxa"/>
-            </w:tcMar>
-            <w:vAlign w:val="top"/>
-          </w:tcPr>
-          <w:p>
-            <w:pPr>
-              <w:pStyle w:val="Normal"/>
-              <w:jc w:val="center"/>
-              <w:pBdr>
-                <w:bottom w:val="none" w:sz="0" w:space="0" w:color="000000"/>
-                <w:top w:val="none" w:sz="0" w:space="0" w:color="000000"/>
-                <w:left w:val="none" w:sz="0" w:space="0" w:color="000000"/>
-                <w:right w:val="none" w:sz="0" w:space="0" w:color="000000"/>
-              </w:pBdr>
-              <w:spacing w:after="100" w:before="100" w:line="240"/>
-              <w:ind w:left="100" w:right="100" w:firstLine="0" w:firstLineChars="0"/>
-              <w:rPr>
-                <w:rFonts w:ascii="Helvetica" w:hAnsi="Helvetica" w:eastAsia="Helvetica" w:cs="Helvetica"/>
-                <w:i w:val="false"/>
-                <w:b w:val="false"/>
-                <w:u w:val="none"/>
-                <w:sz w:val="22"/>
-                <w:szCs w:val="22"/>
-                <w:color w:val="000000"/>
-              </w:rPr>
-            </w:pPr>
-            <w:r>
-              <w:rPr>
-                <w:rFonts w:ascii="Helvetica" w:hAnsi="Helvetica" w:eastAsia="Helvetica" w:cs="Helvetica"/>
-                <w:i w:val="false"/>
-                <w:b w:val="false"/>
-                <w:u w:val="none"/>
-                <w:sz w:val="22"/>
-                <w:szCs w:val="22"/>
-                <w:color w:val="000000"/>
-              </w:rPr>
-              <w:t xml:space="preserve">0.028</w:t>
+              <w:t xml:space="preserve">0.40</w:t>
+            </w:r>
+          </w:p>
+        </w:tc>
+        <w:tc>
+          <w:tcPr>
+            <w:tcBorders>
+              <w:bottom w:val="none" w:sz="0" w:space="0" w:color="000000"/>
+              <w:top w:val="none" w:sz="0" w:space="0" w:color="000000"/>
+              <w:left w:val="none" w:sz="0" w:space="0" w:color="000000"/>
+              <w:right w:val="none" w:sz="0" w:space="0" w:color="000000"/>
+            </w:tcBorders>
+            <w:shd w:val="clear" w:color="auto" w:fill="FFFFFF"/>
+            <w:tcMar>
+              <w:top w:w="0" w:type="dxa"/>
+              <w:bottom w:w="0" w:type="dxa"/>
+              <w:left w:w="0" w:type="dxa"/>
+              <w:right w:w="0" w:type="dxa"/>
+            </w:tcMar>
+            <w:vAlign w:val="top"/>
+          </w:tcPr>
+          <w:p>
+            <w:pPr>
+              <w:pStyle w:val="Normal"/>
+              <w:jc w:val="center"/>
+              <w:pBdr>
+                <w:bottom w:val="none" w:sz="0" w:space="0" w:color="000000"/>
+                <w:top w:val="none" w:sz="0" w:space="0" w:color="000000"/>
+                <w:left w:val="none" w:sz="0" w:space="0" w:color="000000"/>
+                <w:right w:val="none" w:sz="0" w:space="0" w:color="000000"/>
+              </w:pBdr>
+              <w:spacing w:after="100" w:before="100" w:line="240"/>
+              <w:ind w:left="100" w:right="100" w:firstLine="0" w:firstLineChars="0"/>
+              <w:rPr>
+                <w:rFonts w:ascii="Helvetica" w:hAnsi="Helvetica" w:eastAsia="Helvetica" w:cs="Helvetica"/>
+                <w:i w:val="false"/>
+                <w:b w:val="false"/>
+                <w:u w:val="none"/>
+                <w:sz w:val="22"/>
+                <w:szCs w:val="22"/>
+                <w:color w:val="000000"/>
+              </w:rPr>
+            </w:pPr>
+            <w:r>
+              <w:rPr>
+                <w:rFonts w:ascii="Helvetica" w:hAnsi="Helvetica" w:eastAsia="Helvetica" w:cs="Helvetica"/>
+                <w:i w:val="false"/>
+                <w:b w:val="false"/>
+                <w:u w:val="none"/>
+                <w:sz w:val="22"/>
+                <w:szCs w:val="22"/>
+                <w:color w:val="000000"/>
+              </w:rPr>
+              <w:t xml:space="preserve">0.18, 0.90</w:t>
+            </w:r>
+          </w:p>
+        </w:tc>
+        <w:tc>
+          <w:tcPr>
+            <w:tcBorders>
+              <w:bottom w:val="none" w:sz="0" w:space="0" w:color="000000"/>
+              <w:top w:val="none" w:sz="0" w:space="0" w:color="000000"/>
+              <w:left w:val="none" w:sz="0" w:space="0" w:color="000000"/>
+              <w:right w:val="none" w:sz="0" w:space="0" w:color="000000"/>
+            </w:tcBorders>
+            <w:shd w:val="clear" w:color="auto" w:fill="FFFFFF"/>
+            <w:tcMar>
+              <w:top w:w="0" w:type="dxa"/>
+              <w:bottom w:w="0" w:type="dxa"/>
+              <w:left w:w="0" w:type="dxa"/>
+              <w:right w:w="0" w:type="dxa"/>
+            </w:tcMar>
+            <w:vAlign w:val="top"/>
+          </w:tcPr>
+          <w:p>
+            <w:pPr>
+              <w:pStyle w:val="Normal"/>
+              <w:jc w:val="center"/>
+              <w:pBdr>
+                <w:bottom w:val="none" w:sz="0" w:space="0" w:color="000000"/>
+                <w:top w:val="none" w:sz="0" w:space="0" w:color="000000"/>
+                <w:left w:val="none" w:sz="0" w:space="0" w:color="000000"/>
+                <w:right w:val="none" w:sz="0" w:space="0" w:color="000000"/>
+              </w:pBdr>
+              <w:spacing w:after="100" w:before="100" w:line="240"/>
+              <w:ind w:left="100" w:right="100" w:firstLine="0" w:firstLineChars="0"/>
+              <w:rPr>
+                <w:rFonts w:ascii="Helvetica" w:hAnsi="Helvetica" w:eastAsia="Helvetica" w:cs="Helvetica"/>
+                <w:i w:val="false"/>
+                <w:b w:val="false"/>
+                <w:u w:val="none"/>
+                <w:sz w:val="22"/>
+                <w:szCs w:val="22"/>
+                <w:color w:val="000000"/>
+              </w:rPr>
+            </w:pPr>
+            <w:r>
+              <w:rPr>
+                <w:rFonts w:ascii="Helvetica" w:hAnsi="Helvetica" w:eastAsia="Helvetica" w:cs="Helvetica"/>
+                <w:i w:val="false"/>
+                <w:b w:val="false"/>
+                <w:u w:val="none"/>
+                <w:sz w:val="22"/>
+                <w:szCs w:val="22"/>
+                <w:color w:val="000000"/>
+              </w:rPr>
+              <w:t xml:space="preserve">0.027</w:t>
             </w:r>
           </w:p>
         </w:tc>
@@ -10333,60 +10333,60 @@
                 <w:szCs w:val="22"/>
                 <w:color w:val="000000"/>
               </w:rPr>
-              <w:t xml:space="preserve">0.98, 2.33</w:t>
-            </w:r>
-          </w:p>
-        </w:tc>
-        <w:tc>
-          <w:tcPr>
-            <w:tcBorders>
-              <w:bottom w:val="none" w:sz="0" w:space="0" w:color="000000"/>
-              <w:top w:val="none" w:sz="0" w:space="0" w:color="000000"/>
-              <w:left w:val="none" w:sz="0" w:space="0" w:color="000000"/>
-              <w:right w:val="none" w:sz="0" w:space="0" w:color="000000"/>
-            </w:tcBorders>
-            <w:shd w:val="clear" w:color="auto" w:fill="FFFFFF"/>
-            <w:tcMar>
-              <w:top w:w="0" w:type="dxa"/>
-              <w:bottom w:w="0" w:type="dxa"/>
-              <w:left w:w="0" w:type="dxa"/>
-              <w:right w:w="0" w:type="dxa"/>
-            </w:tcMar>
-            <w:vAlign w:val="top"/>
-          </w:tcPr>
-          <w:p>
-            <w:pPr>
-              <w:pStyle w:val="Normal"/>
-              <w:jc w:val="center"/>
-              <w:pBdr>
-                <w:bottom w:val="none" w:sz="0" w:space="0" w:color="000000"/>
-                <w:top w:val="none" w:sz="0" w:space="0" w:color="000000"/>
-                <w:left w:val="none" w:sz="0" w:space="0" w:color="000000"/>
-                <w:right w:val="none" w:sz="0" w:space="0" w:color="000000"/>
-              </w:pBdr>
-              <w:spacing w:after="100" w:before="100" w:line="240"/>
-              <w:ind w:left="100" w:right="100" w:firstLine="0" w:firstLineChars="0"/>
-              <w:rPr>
-                <w:rFonts w:ascii="Helvetica" w:hAnsi="Helvetica" w:eastAsia="Helvetica" w:cs="Helvetica"/>
-                <w:i w:val="false"/>
-                <w:b w:val="false"/>
-                <w:u w:val="none"/>
-                <w:sz w:val="22"/>
-                <w:szCs w:val="22"/>
-                <w:color w:val="000000"/>
-              </w:rPr>
-            </w:pPr>
-            <w:r>
-              <w:rPr>
-                <w:rFonts w:ascii="Helvetica" w:hAnsi="Helvetica" w:eastAsia="Helvetica" w:cs="Helvetica"/>
-                <w:i w:val="false"/>
-                <w:b w:val="false"/>
-                <w:u w:val="none"/>
-                <w:sz w:val="22"/>
-                <w:szCs w:val="22"/>
-                <w:color w:val="000000"/>
-              </w:rPr>
-              <w:t xml:space="preserve">0.063</w:t>
+              <w:t xml:space="preserve">0.98, 2.34</w:t>
+            </w:r>
+          </w:p>
+        </w:tc>
+        <w:tc>
+          <w:tcPr>
+            <w:tcBorders>
+              <w:bottom w:val="none" w:sz="0" w:space="0" w:color="000000"/>
+              <w:top w:val="none" w:sz="0" w:space="0" w:color="000000"/>
+              <w:left w:val="none" w:sz="0" w:space="0" w:color="000000"/>
+              <w:right w:val="none" w:sz="0" w:space="0" w:color="000000"/>
+            </w:tcBorders>
+            <w:shd w:val="clear" w:color="auto" w:fill="FFFFFF"/>
+            <w:tcMar>
+              <w:top w:w="0" w:type="dxa"/>
+              <w:bottom w:w="0" w:type="dxa"/>
+              <w:left w:w="0" w:type="dxa"/>
+              <w:right w:w="0" w:type="dxa"/>
+            </w:tcMar>
+            <w:vAlign w:val="top"/>
+          </w:tcPr>
+          <w:p>
+            <w:pPr>
+              <w:pStyle w:val="Normal"/>
+              <w:jc w:val="center"/>
+              <w:pBdr>
+                <w:bottom w:val="none" w:sz="0" w:space="0" w:color="000000"/>
+                <w:top w:val="none" w:sz="0" w:space="0" w:color="000000"/>
+                <w:left w:val="none" w:sz="0" w:space="0" w:color="000000"/>
+                <w:right w:val="none" w:sz="0" w:space="0" w:color="000000"/>
+              </w:pBdr>
+              <w:spacing w:after="100" w:before="100" w:line="240"/>
+              <w:ind w:left="100" w:right="100" w:firstLine="0" w:firstLineChars="0"/>
+              <w:rPr>
+                <w:rFonts w:ascii="Helvetica" w:hAnsi="Helvetica" w:eastAsia="Helvetica" w:cs="Helvetica"/>
+                <w:i w:val="false"/>
+                <w:b w:val="false"/>
+                <w:u w:val="none"/>
+                <w:sz w:val="22"/>
+                <w:szCs w:val="22"/>
+                <w:color w:val="000000"/>
+              </w:rPr>
+            </w:pPr>
+            <w:r>
+              <w:rPr>
+                <w:rFonts w:ascii="Helvetica" w:hAnsi="Helvetica" w:eastAsia="Helvetica" w:cs="Helvetica"/>
+                <w:i w:val="false"/>
+                <w:b w:val="false"/>
+                <w:u w:val="none"/>
+                <w:sz w:val="22"/>
+                <w:szCs w:val="22"/>
+                <w:color w:val="000000"/>
+              </w:rPr>
+              <w:t xml:space="preserve">0.061</w:t>
             </w:r>
           </w:p>
         </w:tc>
@@ -11729,113 +11729,113 @@
                 <w:szCs w:val="22"/>
                 <w:color w:val="000000"/>
               </w:rPr>
-              <w:t xml:space="preserve">1.90</w:t>
-            </w:r>
-          </w:p>
-        </w:tc>
-        <w:tc>
-          <w:tcPr>
-            <w:tcBorders>
-              <w:bottom w:val="none" w:sz="0" w:space="0" w:color="000000"/>
-              <w:top w:val="none" w:sz="0" w:space="0" w:color="000000"/>
-              <w:left w:val="none" w:sz="0" w:space="0" w:color="000000"/>
-              <w:right w:val="none" w:sz="0" w:space="0" w:color="000000"/>
-            </w:tcBorders>
-            <w:shd w:val="clear" w:color="auto" w:fill="FFFFFF"/>
-            <w:tcMar>
-              <w:top w:w="0" w:type="dxa"/>
-              <w:bottom w:w="0" w:type="dxa"/>
-              <w:left w:w="0" w:type="dxa"/>
-              <w:right w:w="0" w:type="dxa"/>
-            </w:tcMar>
-            <w:vAlign w:val="top"/>
-          </w:tcPr>
-          <w:p>
-            <w:pPr>
-              <w:pStyle w:val="Normal"/>
-              <w:jc w:val="center"/>
-              <w:pBdr>
-                <w:bottom w:val="none" w:sz="0" w:space="0" w:color="000000"/>
-                <w:top w:val="none" w:sz="0" w:space="0" w:color="000000"/>
-                <w:left w:val="none" w:sz="0" w:space="0" w:color="000000"/>
-                <w:right w:val="none" w:sz="0" w:space="0" w:color="000000"/>
-              </w:pBdr>
-              <w:spacing w:after="100" w:before="100" w:line="240"/>
-              <w:ind w:left="100" w:right="100" w:firstLine="0" w:firstLineChars="0"/>
-              <w:rPr>
-                <w:rFonts w:ascii="Helvetica" w:hAnsi="Helvetica" w:eastAsia="Helvetica" w:cs="Helvetica"/>
-                <w:i w:val="false"/>
-                <w:b w:val="false"/>
-                <w:u w:val="none"/>
-                <w:sz w:val="22"/>
-                <w:szCs w:val="22"/>
-                <w:color w:val="000000"/>
-              </w:rPr>
-            </w:pPr>
-            <w:r>
-              <w:rPr>
-                <w:rFonts w:ascii="Helvetica" w:hAnsi="Helvetica" w:eastAsia="Helvetica" w:cs="Helvetica"/>
-                <w:i w:val="false"/>
-                <w:b w:val="false"/>
-                <w:u w:val="none"/>
-                <w:sz w:val="22"/>
-                <w:szCs w:val="22"/>
-                <w:color w:val="000000"/>
-              </w:rPr>
-              <w:t xml:space="preserve">0.98, 3.68</w:t>
-            </w:r>
-          </w:p>
-        </w:tc>
-        <w:tc>
-          <w:tcPr>
-            <w:tcBorders>
-              <w:bottom w:val="none" w:sz="0" w:space="0" w:color="000000"/>
-              <w:top w:val="none" w:sz="0" w:space="0" w:color="000000"/>
-              <w:left w:val="none" w:sz="0" w:space="0" w:color="000000"/>
-              <w:right w:val="none" w:sz="0" w:space="0" w:color="000000"/>
-            </w:tcBorders>
-            <w:shd w:val="clear" w:color="auto" w:fill="FFFFFF"/>
-            <w:tcMar>
-              <w:top w:w="0" w:type="dxa"/>
-              <w:bottom w:w="0" w:type="dxa"/>
-              <w:left w:w="0" w:type="dxa"/>
-              <w:right w:w="0" w:type="dxa"/>
-            </w:tcMar>
-            <w:vAlign w:val="top"/>
-          </w:tcPr>
-          <w:p>
-            <w:pPr>
-              <w:pStyle w:val="Normal"/>
-              <w:jc w:val="center"/>
-              <w:pBdr>
-                <w:bottom w:val="none" w:sz="0" w:space="0" w:color="000000"/>
-                <w:top w:val="none" w:sz="0" w:space="0" w:color="000000"/>
-                <w:left w:val="none" w:sz="0" w:space="0" w:color="000000"/>
-                <w:right w:val="none" w:sz="0" w:space="0" w:color="000000"/>
-              </w:pBdr>
-              <w:spacing w:after="100" w:before="100" w:line="240"/>
-              <w:ind w:left="100" w:right="100" w:firstLine="0" w:firstLineChars="0"/>
-              <w:rPr>
-                <w:rFonts w:ascii="Helvetica" w:hAnsi="Helvetica" w:eastAsia="Helvetica" w:cs="Helvetica"/>
-                <w:i w:val="false"/>
-                <w:b w:val="false"/>
-                <w:u w:val="none"/>
-                <w:sz w:val="22"/>
-                <w:szCs w:val="22"/>
-                <w:color w:val="000000"/>
-              </w:rPr>
-            </w:pPr>
-            <w:r>
-              <w:rPr>
-                <w:rFonts w:ascii="Helvetica" w:hAnsi="Helvetica" w:eastAsia="Helvetica" w:cs="Helvetica"/>
-                <w:i w:val="false"/>
-                <w:b w:val="false"/>
-                <w:u w:val="none"/>
-                <w:sz w:val="22"/>
-                <w:szCs w:val="22"/>
-                <w:color w:val="000000"/>
-              </w:rPr>
-              <w:t xml:space="preserve">0.058</w:t>
+              <w:t xml:space="preserve">1.93</w:t>
+            </w:r>
+          </w:p>
+        </w:tc>
+        <w:tc>
+          <w:tcPr>
+            <w:tcBorders>
+              <w:bottom w:val="none" w:sz="0" w:space="0" w:color="000000"/>
+              <w:top w:val="none" w:sz="0" w:space="0" w:color="000000"/>
+              <w:left w:val="none" w:sz="0" w:space="0" w:color="000000"/>
+              <w:right w:val="none" w:sz="0" w:space="0" w:color="000000"/>
+            </w:tcBorders>
+            <w:shd w:val="clear" w:color="auto" w:fill="FFFFFF"/>
+            <w:tcMar>
+              <w:top w:w="0" w:type="dxa"/>
+              <w:bottom w:w="0" w:type="dxa"/>
+              <w:left w:w="0" w:type="dxa"/>
+              <w:right w:w="0" w:type="dxa"/>
+            </w:tcMar>
+            <w:vAlign w:val="top"/>
+          </w:tcPr>
+          <w:p>
+            <w:pPr>
+              <w:pStyle w:val="Normal"/>
+              <w:jc w:val="center"/>
+              <w:pBdr>
+                <w:bottom w:val="none" w:sz="0" w:space="0" w:color="000000"/>
+                <w:top w:val="none" w:sz="0" w:space="0" w:color="000000"/>
+                <w:left w:val="none" w:sz="0" w:space="0" w:color="000000"/>
+                <w:right w:val="none" w:sz="0" w:space="0" w:color="000000"/>
+              </w:pBdr>
+              <w:spacing w:after="100" w:before="100" w:line="240"/>
+              <w:ind w:left="100" w:right="100" w:firstLine="0" w:firstLineChars="0"/>
+              <w:rPr>
+                <w:rFonts w:ascii="Helvetica" w:hAnsi="Helvetica" w:eastAsia="Helvetica" w:cs="Helvetica"/>
+                <w:i w:val="false"/>
+                <w:b w:val="false"/>
+                <w:u w:val="none"/>
+                <w:sz w:val="22"/>
+                <w:szCs w:val="22"/>
+                <w:color w:val="000000"/>
+              </w:rPr>
+            </w:pPr>
+            <w:r>
+              <w:rPr>
+                <w:rFonts w:ascii="Helvetica" w:hAnsi="Helvetica" w:eastAsia="Helvetica" w:cs="Helvetica"/>
+                <w:i w:val="false"/>
+                <w:b w:val="false"/>
+                <w:u w:val="none"/>
+                <w:sz w:val="22"/>
+                <w:szCs w:val="22"/>
+                <w:color w:val="000000"/>
+              </w:rPr>
+              <w:t xml:space="preserve">0.99, 3.74</w:t>
+            </w:r>
+          </w:p>
+        </w:tc>
+        <w:tc>
+          <w:tcPr>
+            <w:tcBorders>
+              <w:bottom w:val="none" w:sz="0" w:space="0" w:color="000000"/>
+              <w:top w:val="none" w:sz="0" w:space="0" w:color="000000"/>
+              <w:left w:val="none" w:sz="0" w:space="0" w:color="000000"/>
+              <w:right w:val="none" w:sz="0" w:space="0" w:color="000000"/>
+            </w:tcBorders>
+            <w:shd w:val="clear" w:color="auto" w:fill="FFFFFF"/>
+            <w:tcMar>
+              <w:top w:w="0" w:type="dxa"/>
+              <w:bottom w:w="0" w:type="dxa"/>
+              <w:left w:w="0" w:type="dxa"/>
+              <w:right w:w="0" w:type="dxa"/>
+            </w:tcMar>
+            <w:vAlign w:val="top"/>
+          </w:tcPr>
+          <w:p>
+            <w:pPr>
+              <w:pStyle w:val="Normal"/>
+              <w:jc w:val="center"/>
+              <w:pBdr>
+                <w:bottom w:val="none" w:sz="0" w:space="0" w:color="000000"/>
+                <w:top w:val="none" w:sz="0" w:space="0" w:color="000000"/>
+                <w:left w:val="none" w:sz="0" w:space="0" w:color="000000"/>
+                <w:right w:val="none" w:sz="0" w:space="0" w:color="000000"/>
+              </w:pBdr>
+              <w:spacing w:after="100" w:before="100" w:line="240"/>
+              <w:ind w:left="100" w:right="100" w:firstLine="0" w:firstLineChars="0"/>
+              <w:rPr>
+                <w:rFonts w:ascii="Helvetica" w:hAnsi="Helvetica" w:eastAsia="Helvetica" w:cs="Helvetica"/>
+                <w:i w:val="false"/>
+                <w:b w:val="false"/>
+                <w:u w:val="none"/>
+                <w:sz w:val="22"/>
+                <w:szCs w:val="22"/>
+                <w:color w:val="000000"/>
+              </w:rPr>
+            </w:pPr>
+            <w:r>
+              <w:rPr>
+                <w:rFonts w:ascii="Helvetica" w:hAnsi="Helvetica" w:eastAsia="Helvetica" w:cs="Helvetica"/>
+                <w:i w:val="false"/>
+                <w:b w:val="false"/>
+                <w:u w:val="none"/>
+                <w:sz w:val="22"/>
+                <w:szCs w:val="22"/>
+                <w:color w:val="000000"/>
+              </w:rPr>
+              <w:t xml:space="preserve">0.052</w:t>
             </w:r>
           </w:p>
         </w:tc>
@@ -13231,60 +13231,60 @@
                 <w:szCs w:val="22"/>
                 <w:color w:val="000000"/>
               </w:rPr>
-              <w:t xml:space="preserve">0.54, 1.45</w:t>
-            </w:r>
-          </w:p>
-        </w:tc>
-        <w:tc>
-          <w:tcPr>
-            <w:tcBorders>
-              <w:bottom w:val="none" w:sz="0" w:space="0" w:color="000000"/>
-              <w:top w:val="none" w:sz="0" w:space="0" w:color="000000"/>
-              <w:left w:val="none" w:sz="0" w:space="0" w:color="000000"/>
-              <w:right w:val="none" w:sz="0" w:space="0" w:color="000000"/>
-            </w:tcBorders>
-            <w:shd w:val="clear" w:color="auto" w:fill="FFFFFF"/>
-            <w:tcMar>
-              <w:top w:w="0" w:type="dxa"/>
-              <w:bottom w:w="0" w:type="dxa"/>
-              <w:left w:w="0" w:type="dxa"/>
-              <w:right w:w="0" w:type="dxa"/>
-            </w:tcMar>
-            <w:vAlign w:val="top"/>
-          </w:tcPr>
-          <w:p>
-            <w:pPr>
-              <w:pStyle w:val="Normal"/>
-              <w:jc w:val="center"/>
-              <w:pBdr>
-                <w:bottom w:val="none" w:sz="0" w:space="0" w:color="000000"/>
-                <w:top w:val="none" w:sz="0" w:space="0" w:color="000000"/>
-                <w:left w:val="none" w:sz="0" w:space="0" w:color="000000"/>
-                <w:right w:val="none" w:sz="0" w:space="0" w:color="000000"/>
-              </w:pBdr>
-              <w:spacing w:after="100" w:before="100" w:line="240"/>
-              <w:ind w:left="100" w:right="100" w:firstLine="0" w:firstLineChars="0"/>
-              <w:rPr>
-                <w:rFonts w:ascii="Helvetica" w:hAnsi="Helvetica" w:eastAsia="Helvetica" w:cs="Helvetica"/>
-                <w:i w:val="false"/>
-                <w:b w:val="false"/>
-                <w:u w:val="none"/>
-                <w:sz w:val="22"/>
-                <w:szCs w:val="22"/>
-                <w:color w:val="000000"/>
-              </w:rPr>
-            </w:pPr>
-            <w:r>
-              <w:rPr>
-                <w:rFonts w:ascii="Helvetica" w:hAnsi="Helvetica" w:eastAsia="Helvetica" w:cs="Helvetica"/>
-                <w:i w:val="false"/>
-                <w:b w:val="false"/>
-                <w:u w:val="none"/>
-                <w:sz w:val="22"/>
-                <w:szCs w:val="22"/>
-                <w:color w:val="000000"/>
-              </w:rPr>
-              <w:t xml:space="preserve">0.630</w:t>
+              <w:t xml:space="preserve">0.55, 1.45</w:t>
+            </w:r>
+          </w:p>
+        </w:tc>
+        <w:tc>
+          <w:tcPr>
+            <w:tcBorders>
+              <w:bottom w:val="none" w:sz="0" w:space="0" w:color="000000"/>
+              <w:top w:val="none" w:sz="0" w:space="0" w:color="000000"/>
+              <w:left w:val="none" w:sz="0" w:space="0" w:color="000000"/>
+              <w:right w:val="none" w:sz="0" w:space="0" w:color="000000"/>
+            </w:tcBorders>
+            <w:shd w:val="clear" w:color="auto" w:fill="FFFFFF"/>
+            <w:tcMar>
+              <w:top w:w="0" w:type="dxa"/>
+              <w:bottom w:w="0" w:type="dxa"/>
+              <w:left w:w="0" w:type="dxa"/>
+              <w:right w:w="0" w:type="dxa"/>
+            </w:tcMar>
+            <w:vAlign w:val="top"/>
+          </w:tcPr>
+          <w:p>
+            <w:pPr>
+              <w:pStyle w:val="Normal"/>
+              <w:jc w:val="center"/>
+              <w:pBdr>
+                <w:bottom w:val="none" w:sz="0" w:space="0" w:color="000000"/>
+                <w:top w:val="none" w:sz="0" w:space="0" w:color="000000"/>
+                <w:left w:val="none" w:sz="0" w:space="0" w:color="000000"/>
+                <w:right w:val="none" w:sz="0" w:space="0" w:color="000000"/>
+              </w:pBdr>
+              <w:spacing w:after="100" w:before="100" w:line="240"/>
+              <w:ind w:left="100" w:right="100" w:firstLine="0" w:firstLineChars="0"/>
+              <w:rPr>
+                <w:rFonts w:ascii="Helvetica" w:hAnsi="Helvetica" w:eastAsia="Helvetica" w:cs="Helvetica"/>
+                <w:i w:val="false"/>
+                <w:b w:val="false"/>
+                <w:u w:val="none"/>
+                <w:sz w:val="22"/>
+                <w:szCs w:val="22"/>
+                <w:color w:val="000000"/>
+              </w:rPr>
+            </w:pPr>
+            <w:r>
+              <w:rPr>
+                <w:rFonts w:ascii="Helvetica" w:hAnsi="Helvetica" w:eastAsia="Helvetica" w:cs="Helvetica"/>
+                <w:i w:val="false"/>
+                <w:b w:val="false"/>
+                <w:u w:val="none"/>
+                <w:sz w:val="22"/>
+                <w:szCs w:val="22"/>
+                <w:color w:val="000000"/>
+              </w:rPr>
+              <w:t xml:space="preserve">0.650</w:t>
             </w:r>
           </w:p>
         </w:tc>
@@ -13661,113 +13661,113 @@
                 <w:szCs w:val="22"/>
                 <w:color w:val="000000"/>
               </w:rPr>
-              <w:t xml:space="preserve">1.45</w:t>
-            </w:r>
-          </w:p>
-        </w:tc>
-        <w:tc>
-          <w:tcPr>
-            <w:tcBorders>
-              <w:bottom w:val="none" w:sz="0" w:space="0" w:color="000000"/>
-              <w:top w:val="none" w:sz="0" w:space="0" w:color="000000"/>
-              <w:left w:val="none" w:sz="0" w:space="0" w:color="000000"/>
-              <w:right w:val="none" w:sz="0" w:space="0" w:color="000000"/>
-            </w:tcBorders>
-            <w:shd w:val="clear" w:color="auto" w:fill="FFFFFF"/>
-            <w:tcMar>
-              <w:top w:w="0" w:type="dxa"/>
-              <w:bottom w:w="0" w:type="dxa"/>
-              <w:left w:w="0" w:type="dxa"/>
-              <w:right w:w="0" w:type="dxa"/>
-            </w:tcMar>
-            <w:vAlign w:val="top"/>
-          </w:tcPr>
-          <w:p>
-            <w:pPr>
-              <w:pStyle w:val="Normal"/>
-              <w:jc w:val="center"/>
-              <w:pBdr>
-                <w:bottom w:val="none" w:sz="0" w:space="0" w:color="000000"/>
-                <w:top w:val="none" w:sz="0" w:space="0" w:color="000000"/>
-                <w:left w:val="none" w:sz="0" w:space="0" w:color="000000"/>
-                <w:right w:val="none" w:sz="0" w:space="0" w:color="000000"/>
-              </w:pBdr>
-              <w:spacing w:after="100" w:before="100" w:line="240"/>
-              <w:ind w:left="100" w:right="100" w:firstLine="0" w:firstLineChars="0"/>
-              <w:rPr>
-                <w:rFonts w:ascii="Helvetica" w:hAnsi="Helvetica" w:eastAsia="Helvetica" w:cs="Helvetica"/>
-                <w:i w:val="false"/>
-                <w:b w:val="false"/>
-                <w:u w:val="none"/>
-                <w:sz w:val="22"/>
-                <w:szCs w:val="22"/>
-                <w:color w:val="000000"/>
-              </w:rPr>
-            </w:pPr>
-            <w:r>
-              <w:rPr>
-                <w:rFonts w:ascii="Helvetica" w:hAnsi="Helvetica" w:eastAsia="Helvetica" w:cs="Helvetica"/>
-                <w:i w:val="false"/>
-                <w:b w:val="false"/>
-                <w:u w:val="none"/>
-                <w:sz w:val="22"/>
-                <w:szCs w:val="22"/>
-                <w:color w:val="000000"/>
-              </w:rPr>
-              <w:t xml:space="preserve">0.74, 2.84</w:t>
-            </w:r>
-          </w:p>
-        </w:tc>
-        <w:tc>
-          <w:tcPr>
-            <w:tcBorders>
-              <w:bottom w:val="none" w:sz="0" w:space="0" w:color="000000"/>
-              <w:top w:val="none" w:sz="0" w:space="0" w:color="000000"/>
-              <w:left w:val="none" w:sz="0" w:space="0" w:color="000000"/>
-              <w:right w:val="none" w:sz="0" w:space="0" w:color="000000"/>
-            </w:tcBorders>
-            <w:shd w:val="clear" w:color="auto" w:fill="FFFFFF"/>
-            <w:tcMar>
-              <w:top w:w="0" w:type="dxa"/>
-              <w:bottom w:w="0" w:type="dxa"/>
-              <w:left w:w="0" w:type="dxa"/>
-              <w:right w:w="0" w:type="dxa"/>
-            </w:tcMar>
-            <w:vAlign w:val="top"/>
-          </w:tcPr>
-          <w:p>
-            <w:pPr>
-              <w:pStyle w:val="Normal"/>
-              <w:jc w:val="center"/>
-              <w:pBdr>
-                <w:bottom w:val="none" w:sz="0" w:space="0" w:color="000000"/>
-                <w:top w:val="none" w:sz="0" w:space="0" w:color="000000"/>
-                <w:left w:val="none" w:sz="0" w:space="0" w:color="000000"/>
-                <w:right w:val="none" w:sz="0" w:space="0" w:color="000000"/>
-              </w:pBdr>
-              <w:spacing w:after="100" w:before="100" w:line="240"/>
-              <w:ind w:left="100" w:right="100" w:firstLine="0" w:firstLineChars="0"/>
-              <w:rPr>
-                <w:rFonts w:ascii="Helvetica" w:hAnsi="Helvetica" w:eastAsia="Helvetica" w:cs="Helvetica"/>
-                <w:i w:val="false"/>
-                <w:b w:val="false"/>
-                <w:u w:val="none"/>
-                <w:sz w:val="22"/>
-                <w:szCs w:val="22"/>
-                <w:color w:val="000000"/>
-              </w:rPr>
-            </w:pPr>
-            <w:r>
-              <w:rPr>
-                <w:rFonts w:ascii="Helvetica" w:hAnsi="Helvetica" w:eastAsia="Helvetica" w:cs="Helvetica"/>
-                <w:i w:val="false"/>
-                <w:b w:val="false"/>
-                <w:u w:val="none"/>
-                <w:sz w:val="22"/>
-                <w:szCs w:val="22"/>
-                <w:color w:val="000000"/>
-              </w:rPr>
-              <w:t xml:space="preserve">0.280</w:t>
+              <w:t xml:space="preserve">1.47</w:t>
+            </w:r>
+          </w:p>
+        </w:tc>
+        <w:tc>
+          <w:tcPr>
+            <w:tcBorders>
+              <w:bottom w:val="none" w:sz="0" w:space="0" w:color="000000"/>
+              <w:top w:val="none" w:sz="0" w:space="0" w:color="000000"/>
+              <w:left w:val="none" w:sz="0" w:space="0" w:color="000000"/>
+              <w:right w:val="none" w:sz="0" w:space="0" w:color="000000"/>
+            </w:tcBorders>
+            <w:shd w:val="clear" w:color="auto" w:fill="FFFFFF"/>
+            <w:tcMar>
+              <w:top w:w="0" w:type="dxa"/>
+              <w:bottom w:w="0" w:type="dxa"/>
+              <w:left w:w="0" w:type="dxa"/>
+              <w:right w:w="0" w:type="dxa"/>
+            </w:tcMar>
+            <w:vAlign w:val="top"/>
+          </w:tcPr>
+          <w:p>
+            <w:pPr>
+              <w:pStyle w:val="Normal"/>
+              <w:jc w:val="center"/>
+              <w:pBdr>
+                <w:bottom w:val="none" w:sz="0" w:space="0" w:color="000000"/>
+                <w:top w:val="none" w:sz="0" w:space="0" w:color="000000"/>
+                <w:left w:val="none" w:sz="0" w:space="0" w:color="000000"/>
+                <w:right w:val="none" w:sz="0" w:space="0" w:color="000000"/>
+              </w:pBdr>
+              <w:spacing w:after="100" w:before="100" w:line="240"/>
+              <w:ind w:left="100" w:right="100" w:firstLine="0" w:firstLineChars="0"/>
+              <w:rPr>
+                <w:rFonts w:ascii="Helvetica" w:hAnsi="Helvetica" w:eastAsia="Helvetica" w:cs="Helvetica"/>
+                <w:i w:val="false"/>
+                <w:b w:val="false"/>
+                <w:u w:val="none"/>
+                <w:sz w:val="22"/>
+                <w:szCs w:val="22"/>
+                <w:color w:val="000000"/>
+              </w:rPr>
+            </w:pPr>
+            <w:r>
+              <w:rPr>
+                <w:rFonts w:ascii="Helvetica" w:hAnsi="Helvetica" w:eastAsia="Helvetica" w:cs="Helvetica"/>
+                <w:i w:val="false"/>
+                <w:b w:val="false"/>
+                <w:u w:val="none"/>
+                <w:sz w:val="22"/>
+                <w:szCs w:val="22"/>
+                <w:color w:val="000000"/>
+              </w:rPr>
+              <w:t xml:space="preserve">0.75, 2.87</w:t>
+            </w:r>
+          </w:p>
+        </w:tc>
+        <w:tc>
+          <w:tcPr>
+            <w:tcBorders>
+              <w:bottom w:val="none" w:sz="0" w:space="0" w:color="000000"/>
+              <w:top w:val="none" w:sz="0" w:space="0" w:color="000000"/>
+              <w:left w:val="none" w:sz="0" w:space="0" w:color="000000"/>
+              <w:right w:val="none" w:sz="0" w:space="0" w:color="000000"/>
+            </w:tcBorders>
+            <w:shd w:val="clear" w:color="auto" w:fill="FFFFFF"/>
+            <w:tcMar>
+              <w:top w:w="0" w:type="dxa"/>
+              <w:bottom w:w="0" w:type="dxa"/>
+              <w:left w:w="0" w:type="dxa"/>
+              <w:right w:w="0" w:type="dxa"/>
+            </w:tcMar>
+            <w:vAlign w:val="top"/>
+          </w:tcPr>
+          <w:p>
+            <w:pPr>
+              <w:pStyle w:val="Normal"/>
+              <w:jc w:val="center"/>
+              <w:pBdr>
+                <w:bottom w:val="none" w:sz="0" w:space="0" w:color="000000"/>
+                <w:top w:val="none" w:sz="0" w:space="0" w:color="000000"/>
+                <w:left w:val="none" w:sz="0" w:space="0" w:color="000000"/>
+                <w:right w:val="none" w:sz="0" w:space="0" w:color="000000"/>
+              </w:pBdr>
+              <w:spacing w:after="100" w:before="100" w:line="240"/>
+              <w:ind w:left="100" w:right="100" w:firstLine="0" w:firstLineChars="0"/>
+              <w:rPr>
+                <w:rFonts w:ascii="Helvetica" w:hAnsi="Helvetica" w:eastAsia="Helvetica" w:cs="Helvetica"/>
+                <w:i w:val="false"/>
+                <w:b w:val="false"/>
+                <w:u w:val="none"/>
+                <w:sz w:val="22"/>
+                <w:szCs w:val="22"/>
+                <w:color w:val="000000"/>
+              </w:rPr>
+            </w:pPr>
+            <w:r>
+              <w:rPr>
+                <w:rFonts w:ascii="Helvetica" w:hAnsi="Helvetica" w:eastAsia="Helvetica" w:cs="Helvetica"/>
+                <w:i w:val="false"/>
+                <w:b w:val="false"/>
+                <w:u w:val="none"/>
+                <w:sz w:val="22"/>
+                <w:szCs w:val="22"/>
+                <w:color w:val="000000"/>
+              </w:rPr>
+              <w:t xml:space="preserve">0.270</w:t>
             </w:r>
           </w:p>
         </w:tc>
@@ -14144,113 +14144,113 @@
                 <w:szCs w:val="22"/>
                 <w:color w:val="000000"/>
               </w:rPr>
-              <w:t xml:space="preserve">0.50</w:t>
-            </w:r>
-          </w:p>
-        </w:tc>
-        <w:tc>
-          <w:tcPr>
-            <w:tcBorders>
-              <w:bottom w:val="none" w:sz="0" w:space="0" w:color="000000"/>
-              <w:top w:val="none" w:sz="0" w:space="0" w:color="000000"/>
-              <w:left w:val="none" w:sz="0" w:space="0" w:color="000000"/>
-              <w:right w:val="none" w:sz="0" w:space="0" w:color="000000"/>
-            </w:tcBorders>
-            <w:shd w:val="clear" w:color="auto" w:fill="FFFFFF"/>
-            <w:tcMar>
-              <w:top w:w="0" w:type="dxa"/>
-              <w:bottom w:w="0" w:type="dxa"/>
-              <w:left w:w="0" w:type="dxa"/>
-              <w:right w:w="0" w:type="dxa"/>
-            </w:tcMar>
-            <w:vAlign w:val="top"/>
-          </w:tcPr>
-          <w:p>
-            <w:pPr>
-              <w:pStyle w:val="Normal"/>
-              <w:jc w:val="center"/>
-              <w:pBdr>
-                <w:bottom w:val="none" w:sz="0" w:space="0" w:color="000000"/>
-                <w:top w:val="none" w:sz="0" w:space="0" w:color="000000"/>
-                <w:left w:val="none" w:sz="0" w:space="0" w:color="000000"/>
-                <w:right w:val="none" w:sz="0" w:space="0" w:color="000000"/>
-              </w:pBdr>
-              <w:spacing w:after="100" w:before="100" w:line="240"/>
-              <w:ind w:left="100" w:right="100" w:firstLine="0" w:firstLineChars="0"/>
-              <w:rPr>
-                <w:rFonts w:ascii="Helvetica" w:hAnsi="Helvetica" w:eastAsia="Helvetica" w:cs="Helvetica"/>
-                <w:i w:val="false"/>
-                <w:b w:val="false"/>
-                <w:u w:val="none"/>
-                <w:sz w:val="22"/>
-                <w:szCs w:val="22"/>
-                <w:color w:val="000000"/>
-              </w:rPr>
-            </w:pPr>
-            <w:r>
-              <w:rPr>
-                <w:rFonts w:ascii="Helvetica" w:hAnsi="Helvetica" w:eastAsia="Helvetica" w:cs="Helvetica"/>
-                <w:i w:val="false"/>
-                <w:b w:val="false"/>
-                <w:u w:val="none"/>
-                <w:sz w:val="22"/>
-                <w:szCs w:val="22"/>
-                <w:color w:val="000000"/>
-              </w:rPr>
-              <w:t xml:space="preserve">0.23, 1.10</w:t>
-            </w:r>
-          </w:p>
-        </w:tc>
-        <w:tc>
-          <w:tcPr>
-            <w:tcBorders>
-              <w:bottom w:val="none" w:sz="0" w:space="0" w:color="000000"/>
-              <w:top w:val="none" w:sz="0" w:space="0" w:color="000000"/>
-              <w:left w:val="none" w:sz="0" w:space="0" w:color="000000"/>
-              <w:right w:val="none" w:sz="0" w:space="0" w:color="000000"/>
-            </w:tcBorders>
-            <w:shd w:val="clear" w:color="auto" w:fill="FFFFFF"/>
-            <w:tcMar>
-              <w:top w:w="0" w:type="dxa"/>
-              <w:bottom w:w="0" w:type="dxa"/>
-              <w:left w:w="0" w:type="dxa"/>
-              <w:right w:w="0" w:type="dxa"/>
-            </w:tcMar>
-            <w:vAlign w:val="top"/>
-          </w:tcPr>
-          <w:p>
-            <w:pPr>
-              <w:pStyle w:val="Normal"/>
-              <w:jc w:val="center"/>
-              <w:pBdr>
-                <w:bottom w:val="none" w:sz="0" w:space="0" w:color="000000"/>
-                <w:top w:val="none" w:sz="0" w:space="0" w:color="000000"/>
-                <w:left w:val="none" w:sz="0" w:space="0" w:color="000000"/>
-                <w:right w:val="none" w:sz="0" w:space="0" w:color="000000"/>
-              </w:pBdr>
-              <w:spacing w:after="100" w:before="100" w:line="240"/>
-              <w:ind w:left="100" w:right="100" w:firstLine="0" w:firstLineChars="0"/>
-              <w:rPr>
-                <w:rFonts w:ascii="Helvetica" w:hAnsi="Helvetica" w:eastAsia="Helvetica" w:cs="Helvetica"/>
-                <w:i w:val="false"/>
-                <w:b w:val="false"/>
-                <w:u w:val="none"/>
-                <w:sz w:val="22"/>
-                <w:szCs w:val="22"/>
-                <w:color w:val="000000"/>
-              </w:rPr>
-            </w:pPr>
-            <w:r>
-              <w:rPr>
-                <w:rFonts w:ascii="Helvetica" w:hAnsi="Helvetica" w:eastAsia="Helvetica" w:cs="Helvetica"/>
-                <w:i w:val="false"/>
-                <w:b w:val="false"/>
-                <w:u w:val="none"/>
-                <w:sz w:val="22"/>
-                <w:szCs w:val="22"/>
-                <w:color w:val="000000"/>
-              </w:rPr>
-              <w:t xml:space="preserve">0.086</w:t>
+              <w:t xml:space="preserve">0.51</w:t>
+            </w:r>
+          </w:p>
+        </w:tc>
+        <w:tc>
+          <w:tcPr>
+            <w:tcBorders>
+              <w:bottom w:val="none" w:sz="0" w:space="0" w:color="000000"/>
+              <w:top w:val="none" w:sz="0" w:space="0" w:color="000000"/>
+              <w:left w:val="none" w:sz="0" w:space="0" w:color="000000"/>
+              <w:right w:val="none" w:sz="0" w:space="0" w:color="000000"/>
+            </w:tcBorders>
+            <w:shd w:val="clear" w:color="auto" w:fill="FFFFFF"/>
+            <w:tcMar>
+              <w:top w:w="0" w:type="dxa"/>
+              <w:bottom w:w="0" w:type="dxa"/>
+              <w:left w:w="0" w:type="dxa"/>
+              <w:right w:w="0" w:type="dxa"/>
+            </w:tcMar>
+            <w:vAlign w:val="top"/>
+          </w:tcPr>
+          <w:p>
+            <w:pPr>
+              <w:pStyle w:val="Normal"/>
+              <w:jc w:val="center"/>
+              <w:pBdr>
+                <w:bottom w:val="none" w:sz="0" w:space="0" w:color="000000"/>
+                <w:top w:val="none" w:sz="0" w:space="0" w:color="000000"/>
+                <w:left w:val="none" w:sz="0" w:space="0" w:color="000000"/>
+                <w:right w:val="none" w:sz="0" w:space="0" w:color="000000"/>
+              </w:pBdr>
+              <w:spacing w:after="100" w:before="100" w:line="240"/>
+              <w:ind w:left="100" w:right="100" w:firstLine="0" w:firstLineChars="0"/>
+              <w:rPr>
+                <w:rFonts w:ascii="Helvetica" w:hAnsi="Helvetica" w:eastAsia="Helvetica" w:cs="Helvetica"/>
+                <w:i w:val="false"/>
+                <w:b w:val="false"/>
+                <w:u w:val="none"/>
+                <w:sz w:val="22"/>
+                <w:szCs w:val="22"/>
+                <w:color w:val="000000"/>
+              </w:rPr>
+            </w:pPr>
+            <w:r>
+              <w:rPr>
+                <w:rFonts w:ascii="Helvetica" w:hAnsi="Helvetica" w:eastAsia="Helvetica" w:cs="Helvetica"/>
+                <w:i w:val="false"/>
+                <w:b w:val="false"/>
+                <w:u w:val="none"/>
+                <w:sz w:val="22"/>
+                <w:szCs w:val="22"/>
+                <w:color w:val="000000"/>
+              </w:rPr>
+              <w:t xml:space="preserve">0.23, 1.11</w:t>
+            </w:r>
+          </w:p>
+        </w:tc>
+        <w:tc>
+          <w:tcPr>
+            <w:tcBorders>
+              <w:bottom w:val="none" w:sz="0" w:space="0" w:color="000000"/>
+              <w:top w:val="none" w:sz="0" w:space="0" w:color="000000"/>
+              <w:left w:val="none" w:sz="0" w:space="0" w:color="000000"/>
+              <w:right w:val="none" w:sz="0" w:space="0" w:color="000000"/>
+            </w:tcBorders>
+            <w:shd w:val="clear" w:color="auto" w:fill="FFFFFF"/>
+            <w:tcMar>
+              <w:top w:w="0" w:type="dxa"/>
+              <w:bottom w:w="0" w:type="dxa"/>
+              <w:left w:w="0" w:type="dxa"/>
+              <w:right w:w="0" w:type="dxa"/>
+            </w:tcMar>
+            <w:vAlign w:val="top"/>
+          </w:tcPr>
+          <w:p>
+            <w:pPr>
+              <w:pStyle w:val="Normal"/>
+              <w:jc w:val="center"/>
+              <w:pBdr>
+                <w:bottom w:val="none" w:sz="0" w:space="0" w:color="000000"/>
+                <w:top w:val="none" w:sz="0" w:space="0" w:color="000000"/>
+                <w:left w:val="none" w:sz="0" w:space="0" w:color="000000"/>
+                <w:right w:val="none" w:sz="0" w:space="0" w:color="000000"/>
+              </w:pBdr>
+              <w:spacing w:after="100" w:before="100" w:line="240"/>
+              <w:ind w:left="100" w:right="100" w:firstLine="0" w:firstLineChars="0"/>
+              <w:rPr>
+                <w:rFonts w:ascii="Helvetica" w:hAnsi="Helvetica" w:eastAsia="Helvetica" w:cs="Helvetica"/>
+                <w:i w:val="false"/>
+                <w:b w:val="false"/>
+                <w:u w:val="none"/>
+                <w:sz w:val="22"/>
+                <w:szCs w:val="22"/>
+                <w:color w:val="000000"/>
+              </w:rPr>
+            </w:pPr>
+            <w:r>
+              <w:rPr>
+                <w:rFonts w:ascii="Helvetica" w:hAnsi="Helvetica" w:eastAsia="Helvetica" w:cs="Helvetica"/>
+                <w:i w:val="false"/>
+                <w:b w:val="false"/>
+                <w:u w:val="none"/>
+                <w:sz w:val="22"/>
+                <w:szCs w:val="22"/>
+                <w:color w:val="000000"/>
+              </w:rPr>
+              <w:t xml:space="preserve">0.090</w:t>
             </w:r>
           </w:p>
         </w:tc>
@@ -14627,113 +14627,113 @@
                 <w:szCs w:val="22"/>
                 <w:color w:val="000000"/>
               </w:rPr>
-              <w:t xml:space="preserve">1.77</w:t>
-            </w:r>
-          </w:p>
-        </w:tc>
-        <w:tc>
-          <w:tcPr>
-            <w:tcBorders>
-              <w:bottom w:val="none" w:sz="0" w:space="0" w:color="000000"/>
-              <w:top w:val="none" w:sz="0" w:space="0" w:color="000000"/>
-              <w:left w:val="none" w:sz="0" w:space="0" w:color="000000"/>
-              <w:right w:val="none" w:sz="0" w:space="0" w:color="000000"/>
-            </w:tcBorders>
-            <w:shd w:val="clear" w:color="auto" w:fill="FFFFFF"/>
-            <w:tcMar>
-              <w:top w:w="0" w:type="dxa"/>
-              <w:bottom w:w="0" w:type="dxa"/>
-              <w:left w:w="0" w:type="dxa"/>
-              <w:right w:w="0" w:type="dxa"/>
-            </w:tcMar>
-            <w:vAlign w:val="top"/>
-          </w:tcPr>
-          <w:p>
-            <w:pPr>
-              <w:pStyle w:val="Normal"/>
-              <w:jc w:val="center"/>
-              <w:pBdr>
-                <w:bottom w:val="none" w:sz="0" w:space="0" w:color="000000"/>
-                <w:top w:val="none" w:sz="0" w:space="0" w:color="000000"/>
-                <w:left w:val="none" w:sz="0" w:space="0" w:color="000000"/>
-                <w:right w:val="none" w:sz="0" w:space="0" w:color="000000"/>
-              </w:pBdr>
-              <w:spacing w:after="100" w:before="100" w:line="240"/>
-              <w:ind w:left="100" w:right="100" w:firstLine="0" w:firstLineChars="0"/>
-              <w:rPr>
-                <w:rFonts w:ascii="Helvetica" w:hAnsi="Helvetica" w:eastAsia="Helvetica" w:cs="Helvetica"/>
-                <w:i w:val="false"/>
-                <w:b w:val="false"/>
-                <w:u w:val="none"/>
-                <w:sz w:val="22"/>
-                <w:szCs w:val="22"/>
-                <w:color w:val="000000"/>
-              </w:rPr>
-            </w:pPr>
-            <w:r>
-              <w:rPr>
-                <w:rFonts w:ascii="Helvetica" w:hAnsi="Helvetica" w:eastAsia="Helvetica" w:cs="Helvetica"/>
-                <w:i w:val="false"/>
-                <w:b w:val="false"/>
-                <w:u w:val="none"/>
-                <w:sz w:val="22"/>
-                <w:szCs w:val="22"/>
-                <w:color w:val="000000"/>
-              </w:rPr>
-              <w:t xml:space="preserve">0.85, 3.67</w:t>
-            </w:r>
-          </w:p>
-        </w:tc>
-        <w:tc>
-          <w:tcPr>
-            <w:tcBorders>
-              <w:bottom w:val="none" w:sz="0" w:space="0" w:color="000000"/>
-              <w:top w:val="none" w:sz="0" w:space="0" w:color="000000"/>
-              <w:left w:val="none" w:sz="0" w:space="0" w:color="000000"/>
-              <w:right w:val="none" w:sz="0" w:space="0" w:color="000000"/>
-            </w:tcBorders>
-            <w:shd w:val="clear" w:color="auto" w:fill="FFFFFF"/>
-            <w:tcMar>
-              <w:top w:w="0" w:type="dxa"/>
-              <w:bottom w:w="0" w:type="dxa"/>
-              <w:left w:w="0" w:type="dxa"/>
-              <w:right w:w="0" w:type="dxa"/>
-            </w:tcMar>
-            <w:vAlign w:val="top"/>
-          </w:tcPr>
-          <w:p>
-            <w:pPr>
-              <w:pStyle w:val="Normal"/>
-              <w:jc w:val="center"/>
-              <w:pBdr>
-                <w:bottom w:val="none" w:sz="0" w:space="0" w:color="000000"/>
-                <w:top w:val="none" w:sz="0" w:space="0" w:color="000000"/>
-                <w:left w:val="none" w:sz="0" w:space="0" w:color="000000"/>
-                <w:right w:val="none" w:sz="0" w:space="0" w:color="000000"/>
-              </w:pBdr>
-              <w:spacing w:after="100" w:before="100" w:line="240"/>
-              <w:ind w:left="100" w:right="100" w:firstLine="0" w:firstLineChars="0"/>
-              <w:rPr>
-                <w:rFonts w:ascii="Helvetica" w:hAnsi="Helvetica" w:eastAsia="Helvetica" w:cs="Helvetica"/>
-                <w:i w:val="false"/>
-                <w:b w:val="false"/>
-                <w:u w:val="none"/>
-                <w:sz w:val="22"/>
-                <w:szCs w:val="22"/>
-                <w:color w:val="000000"/>
-              </w:rPr>
-            </w:pPr>
-            <w:r>
-              <w:rPr>
-                <w:rFonts w:ascii="Helvetica" w:hAnsi="Helvetica" w:eastAsia="Helvetica" w:cs="Helvetica"/>
-                <w:i w:val="false"/>
-                <w:b w:val="false"/>
-                <w:u w:val="none"/>
-                <w:sz w:val="22"/>
-                <w:szCs w:val="22"/>
-                <w:color w:val="000000"/>
-              </w:rPr>
-              <w:t xml:space="preserve">0.130</w:t>
+              <w:t xml:space="preserve">1.78</w:t>
+            </w:r>
+          </w:p>
+        </w:tc>
+        <w:tc>
+          <w:tcPr>
+            <w:tcBorders>
+              <w:bottom w:val="none" w:sz="0" w:space="0" w:color="000000"/>
+              <w:top w:val="none" w:sz="0" w:space="0" w:color="000000"/>
+              <w:left w:val="none" w:sz="0" w:space="0" w:color="000000"/>
+              <w:right w:val="none" w:sz="0" w:space="0" w:color="000000"/>
+            </w:tcBorders>
+            <w:shd w:val="clear" w:color="auto" w:fill="FFFFFF"/>
+            <w:tcMar>
+              <w:top w:w="0" w:type="dxa"/>
+              <w:bottom w:w="0" w:type="dxa"/>
+              <w:left w:w="0" w:type="dxa"/>
+              <w:right w:w="0" w:type="dxa"/>
+            </w:tcMar>
+            <w:vAlign w:val="top"/>
+          </w:tcPr>
+          <w:p>
+            <w:pPr>
+              <w:pStyle w:val="Normal"/>
+              <w:jc w:val="center"/>
+              <w:pBdr>
+                <w:bottom w:val="none" w:sz="0" w:space="0" w:color="000000"/>
+                <w:top w:val="none" w:sz="0" w:space="0" w:color="000000"/>
+                <w:left w:val="none" w:sz="0" w:space="0" w:color="000000"/>
+                <w:right w:val="none" w:sz="0" w:space="0" w:color="000000"/>
+              </w:pBdr>
+              <w:spacing w:after="100" w:before="100" w:line="240"/>
+              <w:ind w:left="100" w:right="100" w:firstLine="0" w:firstLineChars="0"/>
+              <w:rPr>
+                <w:rFonts w:ascii="Helvetica" w:hAnsi="Helvetica" w:eastAsia="Helvetica" w:cs="Helvetica"/>
+                <w:i w:val="false"/>
+                <w:b w:val="false"/>
+                <w:u w:val="none"/>
+                <w:sz w:val="22"/>
+                <w:szCs w:val="22"/>
+                <w:color w:val="000000"/>
+              </w:rPr>
+            </w:pPr>
+            <w:r>
+              <w:rPr>
+                <w:rFonts w:ascii="Helvetica" w:hAnsi="Helvetica" w:eastAsia="Helvetica" w:cs="Helvetica"/>
+                <w:i w:val="false"/>
+                <w:b w:val="false"/>
+                <w:u w:val="none"/>
+                <w:sz w:val="22"/>
+                <w:szCs w:val="22"/>
+                <w:color w:val="000000"/>
+              </w:rPr>
+              <w:t xml:space="preserve">0.86, 3.68</w:t>
+            </w:r>
+          </w:p>
+        </w:tc>
+        <w:tc>
+          <w:tcPr>
+            <w:tcBorders>
+              <w:bottom w:val="none" w:sz="0" w:space="0" w:color="000000"/>
+              <w:top w:val="none" w:sz="0" w:space="0" w:color="000000"/>
+              <w:left w:val="none" w:sz="0" w:space="0" w:color="000000"/>
+              <w:right w:val="none" w:sz="0" w:space="0" w:color="000000"/>
+            </w:tcBorders>
+            <w:shd w:val="clear" w:color="auto" w:fill="FFFFFF"/>
+            <w:tcMar>
+              <w:top w:w="0" w:type="dxa"/>
+              <w:bottom w:w="0" w:type="dxa"/>
+              <w:left w:w="0" w:type="dxa"/>
+              <w:right w:w="0" w:type="dxa"/>
+            </w:tcMar>
+            <w:vAlign w:val="top"/>
+          </w:tcPr>
+          <w:p>
+            <w:pPr>
+              <w:pStyle w:val="Normal"/>
+              <w:jc w:val="center"/>
+              <w:pBdr>
+                <w:bottom w:val="none" w:sz="0" w:space="0" w:color="000000"/>
+                <w:top w:val="none" w:sz="0" w:space="0" w:color="000000"/>
+                <w:left w:val="none" w:sz="0" w:space="0" w:color="000000"/>
+                <w:right w:val="none" w:sz="0" w:space="0" w:color="000000"/>
+              </w:pBdr>
+              <w:spacing w:after="100" w:before="100" w:line="240"/>
+              <w:ind w:left="100" w:right="100" w:firstLine="0" w:firstLineChars="0"/>
+              <w:rPr>
+                <w:rFonts w:ascii="Helvetica" w:hAnsi="Helvetica" w:eastAsia="Helvetica" w:cs="Helvetica"/>
+                <w:i w:val="false"/>
+                <w:b w:val="false"/>
+                <w:u w:val="none"/>
+                <w:sz w:val="22"/>
+                <w:szCs w:val="22"/>
+                <w:color w:val="000000"/>
+              </w:rPr>
+            </w:pPr>
+            <w:r>
+              <w:rPr>
+                <w:rFonts w:ascii="Helvetica" w:hAnsi="Helvetica" w:eastAsia="Helvetica" w:cs="Helvetica"/>
+                <w:i w:val="false"/>
+                <w:b w:val="false"/>
+                <w:u w:val="none"/>
+                <w:sz w:val="22"/>
+                <w:szCs w:val="22"/>
+                <w:color w:val="000000"/>
+              </w:rPr>
+              <w:t xml:space="preserve">0.120</w:t>
             </w:r>
           </w:p>
         </w:tc>
@@ -15163,60 +15163,60 @@
                 <w:szCs w:val="22"/>
                 <w:color w:val="000000"/>
               </w:rPr>
-              <w:t xml:space="preserve">0.33, 1.06</w:t>
-            </w:r>
-          </w:p>
-        </w:tc>
-        <w:tc>
-          <w:tcPr>
-            <w:tcBorders>
-              <w:bottom w:val="none" w:sz="0" w:space="0" w:color="000000"/>
-              <w:top w:val="none" w:sz="0" w:space="0" w:color="000000"/>
-              <w:left w:val="none" w:sz="0" w:space="0" w:color="000000"/>
-              <w:right w:val="none" w:sz="0" w:space="0" w:color="000000"/>
-            </w:tcBorders>
-            <w:shd w:val="clear" w:color="auto" w:fill="FFFFFF"/>
-            <w:tcMar>
-              <w:top w:w="0" w:type="dxa"/>
-              <w:bottom w:w="0" w:type="dxa"/>
-              <w:left w:w="0" w:type="dxa"/>
-              <w:right w:w="0" w:type="dxa"/>
-            </w:tcMar>
-            <w:vAlign w:val="top"/>
-          </w:tcPr>
-          <w:p>
-            <w:pPr>
-              <w:pStyle w:val="Normal"/>
-              <w:jc w:val="center"/>
-              <w:pBdr>
-                <w:bottom w:val="none" w:sz="0" w:space="0" w:color="000000"/>
-                <w:top w:val="none" w:sz="0" w:space="0" w:color="000000"/>
-                <w:left w:val="none" w:sz="0" w:space="0" w:color="000000"/>
-                <w:right w:val="none" w:sz="0" w:space="0" w:color="000000"/>
-              </w:pBdr>
-              <w:spacing w:after="100" w:before="100" w:line="240"/>
-              <w:ind w:left="100" w:right="100" w:firstLine="0" w:firstLineChars="0"/>
-              <w:rPr>
-                <w:rFonts w:ascii="Helvetica" w:hAnsi="Helvetica" w:eastAsia="Helvetica" w:cs="Helvetica"/>
-                <w:i w:val="false"/>
-                <w:b w:val="false"/>
-                <w:u w:val="none"/>
-                <w:sz w:val="22"/>
-                <w:szCs w:val="22"/>
-                <w:color w:val="000000"/>
-              </w:rPr>
-            </w:pPr>
-            <w:r>
-              <w:rPr>
-                <w:rFonts w:ascii="Helvetica" w:hAnsi="Helvetica" w:eastAsia="Helvetica" w:cs="Helvetica"/>
-                <w:i w:val="false"/>
-                <w:b w:val="false"/>
-                <w:u w:val="none"/>
-                <w:sz w:val="22"/>
-                <w:szCs w:val="22"/>
-                <w:color w:val="000000"/>
-              </w:rPr>
-              <w:t xml:space="preserve">0.077</w:t>
+              <w:t xml:space="preserve">0.33, 1.05</w:t>
+            </w:r>
+          </w:p>
+        </w:tc>
+        <w:tc>
+          <w:tcPr>
+            <w:tcBorders>
+              <w:bottom w:val="none" w:sz="0" w:space="0" w:color="000000"/>
+              <w:top w:val="none" w:sz="0" w:space="0" w:color="000000"/>
+              <w:left w:val="none" w:sz="0" w:space="0" w:color="000000"/>
+              <w:right w:val="none" w:sz="0" w:space="0" w:color="000000"/>
+            </w:tcBorders>
+            <w:shd w:val="clear" w:color="auto" w:fill="FFFFFF"/>
+            <w:tcMar>
+              <w:top w:w="0" w:type="dxa"/>
+              <w:bottom w:w="0" w:type="dxa"/>
+              <w:left w:w="0" w:type="dxa"/>
+              <w:right w:w="0" w:type="dxa"/>
+            </w:tcMar>
+            <w:vAlign w:val="top"/>
+          </w:tcPr>
+          <w:p>
+            <w:pPr>
+              <w:pStyle w:val="Normal"/>
+              <w:jc w:val="center"/>
+              <w:pBdr>
+                <w:bottom w:val="none" w:sz="0" w:space="0" w:color="000000"/>
+                <w:top w:val="none" w:sz="0" w:space="0" w:color="000000"/>
+                <w:left w:val="none" w:sz="0" w:space="0" w:color="000000"/>
+                <w:right w:val="none" w:sz="0" w:space="0" w:color="000000"/>
+              </w:pBdr>
+              <w:spacing w:after="100" w:before="100" w:line="240"/>
+              <w:ind w:left="100" w:right="100" w:firstLine="0" w:firstLineChars="0"/>
+              <w:rPr>
+                <w:rFonts w:ascii="Helvetica" w:hAnsi="Helvetica" w:eastAsia="Helvetica" w:cs="Helvetica"/>
+                <w:i w:val="false"/>
+                <w:b w:val="false"/>
+                <w:u w:val="none"/>
+                <w:sz w:val="22"/>
+                <w:szCs w:val="22"/>
+                <w:color w:val="000000"/>
+              </w:rPr>
+            </w:pPr>
+            <w:r>
+              <w:rPr>
+                <w:rFonts w:ascii="Helvetica" w:hAnsi="Helvetica" w:eastAsia="Helvetica" w:cs="Helvetica"/>
+                <w:i w:val="false"/>
+                <w:b w:val="false"/>
+                <w:u w:val="none"/>
+                <w:sz w:val="22"/>
+                <w:szCs w:val="22"/>
+                <w:color w:val="000000"/>
+              </w:rPr>
+              <w:t xml:space="preserve">0.075</w:t>
             </w:r>
           </w:p>
         </w:tc>
@@ -15699,7 +15699,7 @@
                 <w:szCs w:val="22"/>
                 <w:color w:val="000000"/>
               </w:rPr>
-              <w:t xml:space="preserve">0.870</w:t>
+              <w:t xml:space="preserve">0.850</w:t>
             </w:r>
           </w:p>
         </w:tc>
@@ -16076,60 +16076,60 @@
                 <w:szCs w:val="22"/>
                 <w:color w:val="000000"/>
               </w:rPr>
-              <w:t xml:space="preserve">1.60</w:t>
-            </w:r>
-          </w:p>
-        </w:tc>
-        <w:tc>
-          <w:tcPr>
-            <w:tcBorders>
-              <w:bottom w:val="none" w:sz="0" w:space="0" w:color="000000"/>
-              <w:top w:val="none" w:sz="0" w:space="0" w:color="000000"/>
-              <w:left w:val="none" w:sz="0" w:space="0" w:color="000000"/>
-              <w:right w:val="none" w:sz="0" w:space="0" w:color="000000"/>
-            </w:tcBorders>
-            <w:shd w:val="clear" w:color="auto" w:fill="FFFFFF"/>
-            <w:tcMar>
-              <w:top w:w="0" w:type="dxa"/>
-              <w:bottom w:w="0" w:type="dxa"/>
-              <w:left w:w="0" w:type="dxa"/>
-              <w:right w:w="0" w:type="dxa"/>
-            </w:tcMar>
-            <w:vAlign w:val="top"/>
-          </w:tcPr>
-          <w:p>
-            <w:pPr>
-              <w:pStyle w:val="Normal"/>
-              <w:jc w:val="center"/>
-              <w:pBdr>
-                <w:bottom w:val="none" w:sz="0" w:space="0" w:color="000000"/>
-                <w:top w:val="none" w:sz="0" w:space="0" w:color="000000"/>
-                <w:left w:val="none" w:sz="0" w:space="0" w:color="000000"/>
-                <w:right w:val="none" w:sz="0" w:space="0" w:color="000000"/>
-              </w:pBdr>
-              <w:spacing w:after="100" w:before="100" w:line="240"/>
-              <w:ind w:left="100" w:right="100" w:firstLine="0" w:firstLineChars="0"/>
-              <w:rPr>
-                <w:rFonts w:ascii="Helvetica" w:hAnsi="Helvetica" w:eastAsia="Helvetica" w:cs="Helvetica"/>
-                <w:i w:val="false"/>
-                <w:b w:val="false"/>
-                <w:u w:val="none"/>
-                <w:sz w:val="22"/>
-                <w:szCs w:val="22"/>
-                <w:color w:val="000000"/>
-              </w:rPr>
-            </w:pPr>
-            <w:r>
-              <w:rPr>
-                <w:rFonts w:ascii="Helvetica" w:hAnsi="Helvetica" w:eastAsia="Helvetica" w:cs="Helvetica"/>
-                <w:i w:val="false"/>
-                <w:b w:val="false"/>
-                <w:u w:val="none"/>
-                <w:sz w:val="22"/>
-                <w:szCs w:val="22"/>
-                <w:color w:val="000000"/>
-              </w:rPr>
-              <w:t xml:space="preserve">1.09, 2.37</w:t>
+              <w:t xml:space="preserve">1.61</w:t>
+            </w:r>
+          </w:p>
+        </w:tc>
+        <w:tc>
+          <w:tcPr>
+            <w:tcBorders>
+              <w:bottom w:val="none" w:sz="0" w:space="0" w:color="000000"/>
+              <w:top w:val="none" w:sz="0" w:space="0" w:color="000000"/>
+              <w:left w:val="none" w:sz="0" w:space="0" w:color="000000"/>
+              <w:right w:val="none" w:sz="0" w:space="0" w:color="000000"/>
+            </w:tcBorders>
+            <w:shd w:val="clear" w:color="auto" w:fill="FFFFFF"/>
+            <w:tcMar>
+              <w:top w:w="0" w:type="dxa"/>
+              <w:bottom w:w="0" w:type="dxa"/>
+              <w:left w:w="0" w:type="dxa"/>
+              <w:right w:w="0" w:type="dxa"/>
+            </w:tcMar>
+            <w:vAlign w:val="top"/>
+          </w:tcPr>
+          <w:p>
+            <w:pPr>
+              <w:pStyle w:val="Normal"/>
+              <w:jc w:val="center"/>
+              <w:pBdr>
+                <w:bottom w:val="none" w:sz="0" w:space="0" w:color="000000"/>
+                <w:top w:val="none" w:sz="0" w:space="0" w:color="000000"/>
+                <w:left w:val="none" w:sz="0" w:space="0" w:color="000000"/>
+                <w:right w:val="none" w:sz="0" w:space="0" w:color="000000"/>
+              </w:pBdr>
+              <w:spacing w:after="100" w:before="100" w:line="240"/>
+              <w:ind w:left="100" w:right="100" w:firstLine="0" w:firstLineChars="0"/>
+              <w:rPr>
+                <w:rFonts w:ascii="Helvetica" w:hAnsi="Helvetica" w:eastAsia="Helvetica" w:cs="Helvetica"/>
+                <w:i w:val="false"/>
+                <w:b w:val="false"/>
+                <w:u w:val="none"/>
+                <w:sz w:val="22"/>
+                <w:szCs w:val="22"/>
+                <w:color w:val="000000"/>
+              </w:rPr>
+            </w:pPr>
+            <w:r>
+              <w:rPr>
+                <w:rFonts w:ascii="Helvetica" w:hAnsi="Helvetica" w:eastAsia="Helvetica" w:cs="Helvetica"/>
+                <w:i w:val="false"/>
+                <w:b w:val="false"/>
+                <w:u w:val="none"/>
+                <w:sz w:val="22"/>
+                <w:szCs w:val="22"/>
+                <w:color w:val="000000"/>
+              </w:rPr>
+              <w:t xml:space="preserve">1.09, 2.36</w:t>
             </w:r>
           </w:p>
         </w:tc>
@@ -16612,7 +16612,7 @@
                 <w:szCs w:val="22"/>
                 <w:color w:val="000000"/>
               </w:rPr>
-              <w:t xml:space="preserve">0.70, 1.96</w:t>
+              <w:t xml:space="preserve">0.70, 1.95</w:t>
             </w:r>
           </w:p>
         </w:tc>
@@ -16724,7 +16724,7 @@
                 <w:szCs w:val="22"/>
                 <w:color w:val="000000"/>
               </w:rPr>
-              <w:t xml:space="preserve">ckd_epi_gfr_cre_cys</w:t>
+              <w:t xml:space="preserve">baseline_cre_egfr</w:t>
             </w:r>
           </w:p>
         </w:tc>
@@ -16830,7 +16830,7 @@
                 <w:szCs w:val="22"/>
                 <w:color w:val="000000"/>
               </w:rPr>
-              <w:t xml:space="preserve">0.98</w:t>
+              <w:t xml:space="preserve">0.99</w:t>
             </w:r>
           </w:p>
         </w:tc>
@@ -16883,7 +16883,7 @@
                 <w:szCs w:val="22"/>
                 <w:color w:val="000000"/>
               </w:rPr>
-              <w:t xml:space="preserve">0.97, 0.99</w:t>
+              <w:t xml:space="preserve">0.98, 1.00</w:t>
             </w:r>
           </w:p>
         </w:tc>
@@ -16936,7 +16936,7 @@
                 <w:szCs w:val="22"/>
                 <w:color w:val="000000"/>
               </w:rPr>
-              <w:t xml:space="preserve">&lt;0.001</w:t>
+              <w:t xml:space="preserve">0.025</w:t>
             </w:r>
           </w:p>
         </w:tc>
@@ -17148,7 +17148,7 @@
                 <w:szCs w:val="22"/>
                 <w:color w:val="000000"/>
               </w:rPr>
-              <w:t xml:space="preserve">0.062</w:t>
+              <w:t xml:space="preserve">0.051</w:t>
             </w:r>
           </w:p>
         </w:tc>
